--- a/worksheets/W8_同事件雙報導_學生預讀版.docx
+++ b/worksheets/W8_同事件雙報導_學生預讀版.docx
@@ -11,13 +11,13 @@
       </w:pPr>
       <w:r>
         <w:rPr>
-          <w:rFonts w:ascii="JetBrains Mono" w:hAnsi="JetBrains Mono" w:eastAsia="STHeiti"/>
+          <w:rFonts w:ascii="JetBrains Mono" w:hAnsi="JetBrains Mono" w:eastAsia="Arial Unicode MS"/>
           <w:b/>
           <w:i w:val="0"/>
           <w:color w:val="1D4ED8"/>
           <w:sz w:val="22"/>
         </w:rPr>
-        <w:t>W8 / PRE-01</w:t>
+        <w:t>W8 / 01</w:t>
       </w:r>
     </w:p>
     <w:p>
@@ -28,13 +28,13 @@
       </w:pPr>
       <w:r>
         <w:rPr>
-          <w:rFonts w:ascii="STHeiti" w:hAnsi="STHeiti" w:eastAsia="STHeiti"/>
+          <w:rFonts w:ascii="Arial Unicode MS" w:hAnsi="Arial Unicode MS" w:eastAsia="Arial Unicode MS"/>
           <w:b/>
           <w:i w:val="0"/>
           <w:color w:val="1A2340"/>
           <w:sz w:val="44"/>
         </w:rPr>
-        <w:t>甲報導｜試辦六週，多數填答者自評上課較少分心</w:t>
+        <w:t>先讀材料，留下自己的判讀</w:t>
       </w:r>
     </w:p>
     <w:p>
@@ -45,13 +45,13 @@
       </w:pPr>
       <w:r>
         <w:rPr>
-          <w:rFonts w:ascii="STHeiti" w:hAnsi="STHeiti" w:eastAsia="STHeiti"/>
+          <w:rFonts w:ascii="Arial Unicode MS" w:hAnsi="Arial Unicode MS" w:eastAsia="Arial Unicode MS"/>
           <w:b w:val="0"/>
           <w:i w:val="0"/>
           <w:color w:val="5B6573"/>
           <w:sz w:val="22"/>
         </w:rPr>
-        <w:t>北城高中手機保管試辦｜教師自編虛構教材；校名、事件與全部數字皆為虛構</w:t>
+        <w:t>主材料在第 5–6 頁。核心任務不使用 AI、網路或同儕代答。</w:t>
       </w:r>
     </w:p>
     <w:p>
@@ -62,7 +62,7 @@
       </w:pPr>
       <w:r>
         <w:rPr>
-          <w:rFonts w:ascii="STHeiti" w:hAnsi="STHeiti" w:eastAsia="STHeiti"/>
+          <w:rFonts w:ascii="Arial Unicode MS" w:hAnsi="Arial Unicode MS" w:eastAsia="Arial Unicode MS"/>
           <w:b w:val="0"/>
           <w:i w:val="0"/>
           <w:color w:val="5B6573"/>
@@ -72,7 +72,7 @@
       </w:r>
       <w:r>
         <w:rPr>
-          <w:rFonts w:ascii="JetBrains Mono" w:hAnsi="JetBrains Mono" w:eastAsia="STHeiti"/>
+          <w:rFonts w:ascii="JetBrains Mono" w:hAnsi="JetBrains Mono" w:eastAsia="Arial Unicode MS"/>
           <w:b w:val="0"/>
           <w:i w:val="0"/>
           <w:color w:val="1A2340"/>
@@ -82,7 +82,7 @@
       </w:r>
       <w:r>
         <w:rPr>
-          <w:rFonts w:ascii="STHeiti" w:hAnsi="STHeiti" w:eastAsia="STHeiti"/>
+          <w:rFonts w:ascii="Arial Unicode MS" w:hAnsi="Arial Unicode MS" w:eastAsia="Arial Unicode MS"/>
           <w:b w:val="0"/>
           <w:i w:val="0"/>
           <w:color w:val="5B6573"/>
@@ -92,7 +92,7 @@
       </w:r>
       <w:r>
         <w:rPr>
-          <w:rFonts w:ascii="JetBrains Mono" w:hAnsi="JetBrains Mono" w:eastAsia="STHeiti"/>
+          <w:rFonts w:ascii="JetBrains Mono" w:hAnsi="JetBrains Mono" w:eastAsia="Arial Unicode MS"/>
           <w:b w:val="0"/>
           <w:i w:val="0"/>
           <w:color w:val="1A2340"/>
@@ -102,7 +102,7 @@
       </w:r>
       <w:r>
         <w:rPr>
-          <w:rFonts w:ascii="STHeiti" w:hAnsi="STHeiti" w:eastAsia="STHeiti"/>
+          <w:rFonts w:ascii="Arial Unicode MS" w:hAnsi="Arial Unicode MS" w:eastAsia="Arial Unicode MS"/>
           <w:b w:val="0"/>
           <w:i w:val="0"/>
           <w:color w:val="5B6573"/>
@@ -112,7 +112,7 @@
       </w:r>
       <w:r>
         <w:rPr>
-          <w:rFonts w:ascii="JetBrains Mono" w:hAnsi="JetBrains Mono" w:eastAsia="STHeiti"/>
+          <w:rFonts w:ascii="JetBrains Mono" w:hAnsi="JetBrains Mono" w:eastAsia="Arial Unicode MS"/>
           <w:b w:val="0"/>
           <w:i w:val="0"/>
           <w:color w:val="1A2340"/>
@@ -122,7 +122,7 @@
       </w:r>
       <w:r>
         <w:rPr>
-          <w:rFonts w:ascii="STHeiti" w:hAnsi="STHeiti" w:eastAsia="STHeiti"/>
+          <w:rFonts w:ascii="Arial Unicode MS" w:hAnsi="Arial Unicode MS" w:eastAsia="Arial Unicode MS"/>
           <w:b w:val="0"/>
           <w:i w:val="0"/>
           <w:color w:val="5B6573"/>
@@ -132,7 +132,7 @@
       </w:r>
       <w:r>
         <w:rPr>
-          <w:rFonts w:ascii="JetBrains Mono" w:hAnsi="JetBrains Mono" w:eastAsia="STHeiti"/>
+          <w:rFonts w:ascii="JetBrains Mono" w:hAnsi="JetBrains Mono" w:eastAsia="Arial Unicode MS"/>
           <w:b w:val="0"/>
           <w:i w:val="0"/>
           <w:color w:val="1A2340"/>
@@ -141,226 +141,38 @@
         <w:t>____ / ____ / ____</w:t>
       </w:r>
     </w:p>
-    <w:tbl>
-      <w:tblPr>
-        <w:tblW w:type="dxa" w:w="9865"/>
-        <w:jc w:val="left"/>
-        <w:tblLayout w:type="fixed"/>
-        <w:tblLook w:firstColumn="1" w:firstRow="1" w:lastColumn="0" w:lastRow="0" w:noHBand="0" w:noVBand="1" w:val="04A0"/>
-        <w:tblInd w:type="dxa" w:w="0"/>
-      </w:tblPr>
-      <w:tblGrid>
-        <w:gridCol w:w="9865"/>
-      </w:tblGrid>
-      <w:tr>
-        <w:tc>
-          <w:tcPr>
-            <w:tcW w:type="dxa" w:w="9865"/>
-            <w:tcMar>
-              <w:top w:w="100" w:type="dxa"/>
-              <w:start w:w="150" w:type="dxa"/>
-              <w:bottom w:w="100" w:type="dxa"/>
-              <w:end w:w="150" w:type="dxa"/>
-            </w:tcMar>
-            <w:tcBorders>
-              <w:top w:val="nil"/>
-              <w:bottom w:val="nil"/>
-              <w:start w:val="single" w:sz="14" w:space="0" w:color="1D4ED8"/>
-              <w:end w:val="nil"/>
-            </w:tcBorders>
-            <w:shd w:val="clear" w:color="auto" w:fill="F5F7FA"/>
-            <w:vAlign w:val="center"/>
-          </w:tcPr>
-          <w:p>
-            <w:pPr>
-              <w:keepNext w:val="0"/>
-              <w:keepLines w:val="0"/>
-              <w:spacing w:before="0" w:after="0" w:line="293" w:lineRule="auto"/>
-            </w:pPr>
-            <w:r>
-              <w:rPr>
-                <w:rFonts w:ascii="STHeiti" w:hAnsi="STHeiti" w:eastAsia="STHeiti"/>
-                <w:b/>
-                <w:i w:val="0"/>
-                <w:color w:val="1D4ED8"/>
-                <w:sz w:val="22"/>
-              </w:rPr>
-              <w:t>先不選邊</w:t>
-            </w:r>
-            <w:r>
-              <w:rPr>
-                <w:rFonts w:ascii="STHeiti" w:hAnsi="STHeiti" w:eastAsia="STHeiti"/>
-                <w:b w:val="0"/>
-                <w:i w:val="0"/>
-                <w:color w:val="1A2340"/>
-                <w:sz w:val="22"/>
-              </w:rPr>
-              <w:t xml:space="preserve">　圈出可核對的數字與安排；在你認為有評價、推論或情緒推動的句子旁做記號。</w:t>
-            </w:r>
-          </w:p>
-        </w:tc>
-      </w:tr>
-    </w:tbl>
     <w:p>
       <w:pPr>
         <w:keepNext/>
         <w:keepLines w:val="0"/>
-        <w:spacing w:before="160" w:after="80" w:line="293" w:lineRule="auto"/>
+        <w:spacing w:before="80" w:after="20" w:line="293" w:lineRule="auto"/>
       </w:pPr>
       <w:r>
         <w:rPr>
-          <w:rFonts w:ascii="JetBrains Mono" w:hAnsi="JetBrains Mono" w:eastAsia="STHeiti"/>
-          <w:b/>
-          <w:i w:val="0"/>
-          <w:color w:val="1D4ED8"/>
-          <w:sz w:val="30"/>
-        </w:rPr>
-        <w:t>01</w:t>
-      </w:r>
-      <w:r>
-        <w:rPr>
-          <w:rFonts w:ascii="STHeiti" w:hAnsi="STHeiti" w:eastAsia="STHeiti"/>
-          <w:b w:val="0"/>
-          <w:i w:val="0"/>
-          <w:color w:val="1D4ED8"/>
-          <w:sz w:val="30"/>
-        </w:rPr>
-        <w:t xml:space="preserve">  </w:t>
-      </w:r>
-      <w:r>
-        <w:rPr>
-          <w:rFonts w:ascii="STHeiti" w:hAnsi="STHeiti" w:eastAsia="STHeiti"/>
+          <w:rFonts w:ascii="Arial Unicode MS" w:hAnsi="Arial Unicode MS" w:eastAsia="Arial Unicode MS"/>
           <w:b/>
           <w:i w:val="0"/>
           <w:color w:val="1A2340"/>
           <w:sz w:val="30"/>
         </w:rPr>
-        <w:t>報導正文</w:t>
+        <w:t>共同資料</w:t>
       </w:r>
     </w:p>
     <w:p>
       <w:pPr>
         <w:keepNext w:val="0"/>
         <w:keepLines w:val="0"/>
-        <w:spacing w:before="0" w:after="160" w:line="372" w:lineRule="auto"/>
-      </w:pPr>
-      <w:r>
-        <w:rPr>
-          <w:rFonts w:ascii="STHeiti" w:hAnsi="STHeiti" w:eastAsia="STHeiti"/>
-          <w:b w:val="0"/>
-          <w:i w:val="0"/>
-          <w:color w:val="1A2340"/>
-          <w:sz w:val="24"/>
-        </w:rPr>
-        <w:t>北城高中在四個高一班、共 128 名學生中，試辦六週『上課集中保管手機』。學生上課前把手機放入編號袋，午餐與放學取回；緊急聯絡改由校務處轉達。</w:t>
-      </w:r>
-    </w:p>
-    <w:p>
-      <w:pPr>
-        <w:keepNext w:val="0"/>
-        <w:keepLines w:val="0"/>
-        <w:spacing w:before="0" w:after="160" w:line="372" w:lineRule="auto"/>
-      </w:pPr>
-      <w:r>
-        <w:rPr>
-          <w:rFonts w:ascii="STHeiti" w:hAnsi="STHeiti" w:eastAsia="STHeiti"/>
-          <w:b w:val="0"/>
-          <w:i w:val="0"/>
-          <w:color w:val="1A2340"/>
-          <w:sz w:val="24"/>
-        </w:rPr>
-        <w:t>期末匿名問卷收到 96 份有效回覆，其中 61 人表示『上課比較少被通知打斷』，48 人表示『擔心漏接家人訊息』；六週內共有 17 次透過校務處完成緊急聯絡。</w:t>
-      </w:r>
-    </w:p>
-    <w:p>
-      <w:pPr>
-        <w:keepNext w:val="0"/>
-        <w:keepLines w:val="0"/>
-        <w:spacing w:before="0" w:after="160" w:line="372" w:lineRule="auto"/>
-      </w:pPr>
-      <w:r>
-        <w:rPr>
-          <w:rFonts w:ascii="STHeiti" w:hAnsi="STHeiti" w:eastAsia="STHeiti"/>
-          <w:b w:val="0"/>
-          <w:i w:val="0"/>
-          <w:color w:val="1A2340"/>
-          <w:sz w:val="24"/>
-        </w:rPr>
-        <w:t>校方認為，多數填答者已感受到專注改善，且緊急聯絡仍有替代管道，因此主張下學期延長試辦。支持教師表示，集中保管終於讓學生不必一直和通知聲搏鬥。</w:t>
-      </w:r>
-    </w:p>
-    <w:p>
-      <w:pPr>
-        <w:keepNext/>
-        <w:keepLines w:val="0"/>
-        <w:spacing w:before="80" w:after="60" w:line="293" w:lineRule="auto"/>
-      </w:pPr>
-      <w:r>
-        <w:rPr>
-          <w:rFonts w:ascii="JetBrains Mono" w:hAnsi="JetBrains Mono" w:eastAsia="STHeiti"/>
-          <w:b/>
-          <w:i w:val="0"/>
-          <w:color w:val="1D4ED8"/>
-          <w:sz w:val="30"/>
-        </w:rPr>
-        <w:t>02</w:t>
-      </w:r>
-      <w:r>
-        <w:rPr>
-          <w:rFonts w:ascii="STHeiti" w:hAnsi="STHeiti" w:eastAsia="STHeiti"/>
-          <w:b w:val="0"/>
-          <w:i w:val="0"/>
-          <w:color w:val="1D4ED8"/>
-          <w:sz w:val="30"/>
-        </w:rPr>
-        <w:t xml:space="preserve">  </w:t>
-      </w:r>
-      <w:r>
-        <w:rPr>
-          <w:rFonts w:ascii="STHeiti" w:hAnsi="STHeiti" w:eastAsia="STHeiti"/>
-          <w:b/>
-          <w:i w:val="0"/>
-          <w:color w:val="1A2340"/>
-          <w:sz w:val="30"/>
-        </w:rPr>
-        <w:t>預讀只做兩件事</w:t>
-      </w:r>
-    </w:p>
-    <w:p>
-      <w:pPr>
-        <w:keepNext/>
-        <w:keepLines w:val="0"/>
         <w:spacing w:before="0" w:after="20" w:line="293" w:lineRule="auto"/>
       </w:pPr>
       <w:r>
         <w:rPr>
-          <w:rFonts w:ascii="STHeiti" w:hAnsi="STHeiti" w:eastAsia="STHeiti"/>
-          <w:b/>
-          <w:i w:val="0"/>
-          <w:color w:val="5B6573"/>
-          <w:sz w:val="22"/>
-        </w:rPr>
-        <w:t>一句話</w:t>
-      </w:r>
-      <w:r>
-        <w:rPr>
-          <w:rFonts w:ascii="STHeiti" w:hAnsi="STHeiti" w:eastAsia="STHeiti"/>
-          <w:b w:val="0"/>
-          <w:i w:val="0"/>
-          <w:color w:val="7B8491"/>
-          <w:sz w:val="22"/>
-        </w:rPr>
-        <w:t xml:space="preserve">  ｜  </w:t>
-      </w:r>
-      <w:r>
-        <w:rPr>
-          <w:rFonts w:ascii="STHeiti" w:hAnsi="STHeiti" w:eastAsia="STHeiti"/>
+          <w:rFonts w:ascii="Arial Unicode MS" w:hAnsi="Arial Unicode MS" w:eastAsia="Arial Unicode MS"/>
           <w:b w:val="0"/>
           <w:i w:val="0"/>
           <w:color w:val="1A2340"/>
           <w:sz w:val="22"/>
         </w:rPr>
-        <w:t>甲報導比較在意什麼？我根據的標題、順序或原句是：</w:t>
+        <w:t>寫兩項 A、B 都可回查的資料，標出段號與發言者。兩篇引用同一說法，不等於獨立證實。</w:t>
       </w:r>
     </w:p>
     <w:tbl>
@@ -376,7 +188,7 @@
       </w:tblGrid>
       <w:tr>
         <w:trPr>
-          <w:trHeight w:val="476" w:hRule="atLeast"/>
+          <w:trHeight w:val="414" w:hRule="atLeast"/>
         </w:trPr>
         <w:tc>
           <w:tcPr>
@@ -406,7 +218,7 @@
       </w:tr>
       <w:tr>
         <w:trPr>
-          <w:trHeight w:val="476" w:hRule="atLeast"/>
+          <w:trHeight w:val="414" w:hRule="atLeast"/>
         </w:trPr>
         <w:tc>
           <w:tcPr>
@@ -436,86 +248,7 @@
       </w:tr>
       <w:tr>
         <w:trPr>
-          <w:trHeight w:val="476" w:hRule="atLeast"/>
-        </w:trPr>
-        <w:tc>
-          <w:tcPr>
-            <w:tcW w:type="dxa" w:w="9865"/>
-            <w:tcMar>
-              <w:top w:w="0" w:type="dxa"/>
-              <w:start w:w="0" w:type="dxa"/>
-              <w:bottom w:w="0" w:type="dxa"/>
-              <w:end w:w="0" w:type="dxa"/>
-            </w:tcMar>
-            <w:tcBorders>
-              <w:top w:val="nil"/>
-              <w:bottom w:val="single" w:sz="5" w:space="0" w:color="CBD5E1"/>
-              <w:start w:val="nil"/>
-              <w:end w:val="nil"/>
-            </w:tcBorders>
-          </w:tcPr>
-          <w:p>
-            <w:pPr>
-              <w:spacing w:before="0" w:after="20" w:line="240" w:lineRule="auto"/>
-            </w:pPr>
-            <w:r>
-              <w:t xml:space="preserve"> </w:t>
-            </w:r>
-          </w:p>
-        </w:tc>
-      </w:tr>
-    </w:tbl>
-    <w:p>
-      <w:pPr>
-        <w:keepNext/>
-        <w:keepLines w:val="0"/>
-        <w:spacing w:before="80" w:after="20" w:line="293" w:lineRule="auto"/>
-      </w:pPr>
-      <w:r>
-        <w:rPr>
-          <w:rFonts w:ascii="STHeiti" w:hAnsi="STHeiti" w:eastAsia="STHeiti"/>
-          <w:b/>
-          <w:i w:val="0"/>
-          <w:color w:val="5B6573"/>
-          <w:sz w:val="22"/>
-        </w:rPr>
-        <w:t>共享事實</w:t>
-      </w:r>
-      <w:r>
-        <w:rPr>
-          <w:rFonts w:ascii="STHeiti" w:hAnsi="STHeiti" w:eastAsia="STHeiti"/>
-          <w:b w:val="0"/>
-          <w:i w:val="0"/>
-          <w:color w:val="7B8491"/>
-          <w:sz w:val="22"/>
-        </w:rPr>
-        <w:t xml:space="preserve">  ｜  </w:t>
-      </w:r>
-      <w:r>
-        <w:rPr>
-          <w:rFonts w:ascii="STHeiti" w:hAnsi="STHeiti" w:eastAsia="STHeiti"/>
-          <w:b w:val="0"/>
-          <w:i w:val="0"/>
-          <w:color w:val="1A2340"/>
-          <w:sz w:val="22"/>
-        </w:rPr>
-        <w:t>寫下一項你在另一篇也看得到的事實或數字；注意分母：</w:t>
-      </w:r>
-    </w:p>
-    <w:tbl>
-      <w:tblPr>
-        <w:tblW w:type="dxa" w:w="9865"/>
-        <w:jc w:val="left"/>
-        <w:tblLayout w:type="fixed"/>
-        <w:tblLook w:firstColumn="1" w:firstRow="1" w:lastColumn="0" w:lastRow="0" w:noHBand="0" w:noVBand="1" w:val="04A0"/>
-        <w:tblInd w:type="dxa" w:w="0"/>
-      </w:tblPr>
-      <w:tblGrid>
-        <w:gridCol w:w="9865"/>
-      </w:tblGrid>
-      <w:tr>
-        <w:trPr>
-          <w:trHeight w:val="476" w:hRule="atLeast"/>
+          <w:trHeight w:val="414" w:hRule="atLeast"/>
         </w:trPr>
         <w:tc>
           <w:tcPr>
@@ -545,7 +278,373 @@
       </w:tr>
       <w:tr>
         <w:trPr>
-          <w:trHeight w:val="476" w:hRule="atLeast"/>
+          <w:trHeight w:val="414" w:hRule="atLeast"/>
+        </w:trPr>
+        <w:tc>
+          <w:tcPr>
+            <w:tcW w:type="dxa" w:w="9865"/>
+            <w:tcMar>
+              <w:top w:w="0" w:type="dxa"/>
+              <w:start w:w="0" w:type="dxa"/>
+              <w:bottom w:w="0" w:type="dxa"/>
+              <w:end w:w="0" w:type="dxa"/>
+            </w:tcMar>
+            <w:tcBorders>
+              <w:top w:val="nil"/>
+              <w:bottom w:val="single" w:sz="5" w:space="0" w:color="CBD5E1"/>
+              <w:start w:val="nil"/>
+              <w:end w:val="nil"/>
+            </w:tcBorders>
+          </w:tcPr>
+          <w:p>
+            <w:pPr>
+              <w:spacing w:before="0" w:after="0" w:line="240" w:lineRule="auto"/>
+            </w:pPr>
+            <w:r>
+              <w:t xml:space="preserve"> </w:t>
+            </w:r>
+          </w:p>
+        </w:tc>
+      </w:tr>
+    </w:tbl>
+    <w:p>
+      <w:pPr>
+        <w:keepNext/>
+        <w:keepLines w:val="0"/>
+        <w:spacing w:before="80" w:after="20" w:line="293" w:lineRule="auto"/>
+      </w:pPr>
+      <w:r>
+        <w:rPr>
+          <w:rFonts w:ascii="Arial Unicode MS" w:hAnsi="Arial Unicode MS" w:eastAsia="Arial Unicode MS"/>
+          <w:b/>
+          <w:i w:val="0"/>
+          <w:color w:val="1A2340"/>
+          <w:sz w:val="30"/>
+        </w:rPr>
+        <w:t>四類判讀</w:t>
+      </w:r>
+    </w:p>
+    <w:p>
+      <w:pPr>
+        <w:keepNext w:val="0"/>
+        <w:keepLines w:val="0"/>
+        <w:spacing w:before="0" w:after="20" w:line="293" w:lineRule="auto"/>
+      </w:pPr>
+      <w:r>
+        <w:rPr>
+          <w:rFonts w:ascii="Arial Unicode MS" w:hAnsi="Arial Unicode MS" w:eastAsia="Arial Unicode MS"/>
+          <w:b w:val="0"/>
+          <w:i w:val="0"/>
+          <w:color w:val="1A2340"/>
+          <w:sz w:val="22"/>
+        </w:rPr>
+        <w:t>F 事實：可核對的陳述；O 論點：希望接受的主張；A 假設：主張還靠什麼未證明條件；E 情緒語：推動感受的字。每類留一例與位置；找不到可寫未見並說明。</w:t>
+      </w:r>
+    </w:p>
+    <w:p>
+      <w:pPr>
+        <w:keepNext/>
+        <w:keepLines w:val="0"/>
+        <w:spacing w:before="80" w:after="20" w:line="293" w:lineRule="auto"/>
+      </w:pPr>
+      <w:r>
+        <w:rPr>
+          <w:rFonts w:ascii="Arial Unicode MS" w:hAnsi="Arial Unicode MS" w:eastAsia="Arial Unicode MS"/>
+          <w:b/>
+          <w:i w:val="0"/>
+          <w:color w:val="1A2340"/>
+          <w:sz w:val="30"/>
+        </w:rPr>
+        <w:t>F／O</w:t>
+      </w:r>
+    </w:p>
+    <w:p>
+      <w:pPr>
+        <w:keepNext w:val="0"/>
+        <w:keepLines w:val="0"/>
+        <w:spacing w:before="0" w:after="20" w:line="293" w:lineRule="auto"/>
+      </w:pPr>
+      <w:r>
+        <w:rPr>
+          <w:rFonts w:ascii="Arial Unicode MS" w:hAnsi="Arial Unicode MS" w:eastAsia="Arial Unicode MS"/>
+          <w:b w:val="0"/>
+          <w:i w:val="0"/>
+          <w:color w:val="1A2340"/>
+          <w:sz w:val="22"/>
+        </w:rPr>
+        <w:t>各指一個短語或段號，說明它在這裡做什麼。F 不等於已證實，O 要保留發言者。</w:t>
+      </w:r>
+    </w:p>
+    <w:tbl>
+      <w:tblPr>
+        <w:tblW w:type="dxa" w:w="9865"/>
+        <w:jc w:val="left"/>
+        <w:tblLayout w:type="fixed"/>
+        <w:tblLook w:firstColumn="1" w:firstRow="1" w:lastColumn="0" w:lastRow="0" w:noHBand="0" w:noVBand="1" w:val="04A0"/>
+        <w:tblInd w:type="dxa" w:w="0"/>
+      </w:tblPr>
+      <w:tblGrid>
+        <w:gridCol w:w="9865"/>
+      </w:tblGrid>
+      <w:tr>
+        <w:trPr>
+          <w:trHeight w:val="414" w:hRule="atLeast"/>
+        </w:trPr>
+        <w:tc>
+          <w:tcPr>
+            <w:tcW w:type="dxa" w:w="9865"/>
+            <w:tcMar>
+              <w:top w:w="0" w:type="dxa"/>
+              <w:start w:w="0" w:type="dxa"/>
+              <w:bottom w:w="0" w:type="dxa"/>
+              <w:end w:w="0" w:type="dxa"/>
+            </w:tcMar>
+            <w:tcBorders>
+              <w:top w:val="nil"/>
+              <w:bottom w:val="single" w:sz="5" w:space="0" w:color="CBD5E1"/>
+              <w:start w:val="nil"/>
+              <w:end w:val="nil"/>
+            </w:tcBorders>
+          </w:tcPr>
+          <w:p>
+            <w:pPr>
+              <w:spacing w:before="0" w:after="0" w:line="240" w:lineRule="auto"/>
+            </w:pPr>
+            <w:r>
+              <w:t xml:space="preserve"> </w:t>
+            </w:r>
+          </w:p>
+        </w:tc>
+      </w:tr>
+      <w:tr>
+        <w:trPr>
+          <w:trHeight w:val="414" w:hRule="atLeast"/>
+        </w:trPr>
+        <w:tc>
+          <w:tcPr>
+            <w:tcW w:type="dxa" w:w="9865"/>
+            <w:tcMar>
+              <w:top w:w="0" w:type="dxa"/>
+              <w:start w:w="0" w:type="dxa"/>
+              <w:bottom w:w="0" w:type="dxa"/>
+              <w:end w:w="0" w:type="dxa"/>
+            </w:tcMar>
+            <w:tcBorders>
+              <w:top w:val="nil"/>
+              <w:bottom w:val="single" w:sz="5" w:space="0" w:color="CBD5E1"/>
+              <w:start w:val="nil"/>
+              <w:end w:val="nil"/>
+            </w:tcBorders>
+          </w:tcPr>
+          <w:p>
+            <w:pPr>
+              <w:spacing w:before="0" w:after="0" w:line="240" w:lineRule="auto"/>
+            </w:pPr>
+            <w:r>
+              <w:t xml:space="preserve"> </w:t>
+            </w:r>
+          </w:p>
+        </w:tc>
+      </w:tr>
+      <w:tr>
+        <w:trPr>
+          <w:trHeight w:val="414" w:hRule="atLeast"/>
+        </w:trPr>
+        <w:tc>
+          <w:tcPr>
+            <w:tcW w:type="dxa" w:w="9865"/>
+            <w:tcMar>
+              <w:top w:w="0" w:type="dxa"/>
+              <w:start w:w="0" w:type="dxa"/>
+              <w:bottom w:w="0" w:type="dxa"/>
+              <w:end w:w="0" w:type="dxa"/>
+            </w:tcMar>
+            <w:tcBorders>
+              <w:top w:val="nil"/>
+              <w:bottom w:val="single" w:sz="5" w:space="0" w:color="CBD5E1"/>
+              <w:start w:val="nil"/>
+              <w:end w:val="nil"/>
+            </w:tcBorders>
+          </w:tcPr>
+          <w:p>
+            <w:pPr>
+              <w:spacing w:before="0" w:after="0" w:line="240" w:lineRule="auto"/>
+            </w:pPr>
+            <w:r>
+              <w:t xml:space="preserve"> </w:t>
+            </w:r>
+          </w:p>
+        </w:tc>
+      </w:tr>
+      <w:tr>
+        <w:trPr>
+          <w:trHeight w:val="414" w:hRule="atLeast"/>
+        </w:trPr>
+        <w:tc>
+          <w:tcPr>
+            <w:tcW w:type="dxa" w:w="9865"/>
+            <w:tcMar>
+              <w:top w:w="0" w:type="dxa"/>
+              <w:start w:w="0" w:type="dxa"/>
+              <w:bottom w:w="0" w:type="dxa"/>
+              <w:end w:w="0" w:type="dxa"/>
+            </w:tcMar>
+            <w:tcBorders>
+              <w:top w:val="nil"/>
+              <w:bottom w:val="single" w:sz="5" w:space="0" w:color="CBD5E1"/>
+              <w:start w:val="nil"/>
+              <w:end w:val="nil"/>
+            </w:tcBorders>
+          </w:tcPr>
+          <w:p>
+            <w:pPr>
+              <w:spacing w:before="0" w:after="0" w:line="240" w:lineRule="auto"/>
+            </w:pPr>
+            <w:r>
+              <w:t xml:space="preserve"> </w:t>
+            </w:r>
+          </w:p>
+        </w:tc>
+      </w:tr>
+    </w:tbl>
+    <w:p>
+      <w:pPr>
+        <w:keepNext/>
+        <w:keepLines w:val="0"/>
+        <w:spacing w:before="80" w:after="20" w:line="293" w:lineRule="auto"/>
+      </w:pPr>
+      <w:r>
+        <w:rPr>
+          <w:rFonts w:ascii="Arial Unicode MS" w:hAnsi="Arial Unicode MS" w:eastAsia="Arial Unicode MS"/>
+          <w:b/>
+          <w:i w:val="0"/>
+          <w:color w:val="1A2340"/>
+          <w:sz w:val="30"/>
+        </w:rPr>
+        <w:t>A／E</w:t>
+      </w:r>
+    </w:p>
+    <w:p>
+      <w:pPr>
+        <w:keepNext w:val="0"/>
+        <w:keepLines w:val="0"/>
+        <w:spacing w:before="0" w:after="20" w:line="293" w:lineRule="auto"/>
+      </w:pPr>
+      <w:r>
+        <w:rPr>
+          <w:rFonts w:ascii="Arial Unicode MS" w:hAnsi="Arial Unicode MS" w:eastAsia="Arial Unicode MS"/>
+          <w:b w:val="0"/>
+          <w:i w:val="0"/>
+          <w:color w:val="1A2340"/>
+          <w:sz w:val="22"/>
+        </w:rPr>
+        <w:t>A：指回主張，自己補出隱含條件，不必抄原文沒有的句子。E：留短語與它推動的感受。</w:t>
+      </w:r>
+    </w:p>
+    <w:tbl>
+      <w:tblPr>
+        <w:tblW w:type="dxa" w:w="9865"/>
+        <w:jc w:val="left"/>
+        <w:tblLayout w:type="fixed"/>
+        <w:tblLook w:firstColumn="1" w:firstRow="1" w:lastColumn="0" w:lastRow="0" w:noHBand="0" w:noVBand="1" w:val="04A0"/>
+        <w:tblInd w:type="dxa" w:w="0"/>
+      </w:tblPr>
+      <w:tblGrid>
+        <w:gridCol w:w="9865"/>
+      </w:tblGrid>
+      <w:tr>
+        <w:trPr>
+          <w:trHeight w:val="414" w:hRule="atLeast"/>
+        </w:trPr>
+        <w:tc>
+          <w:tcPr>
+            <w:tcW w:type="dxa" w:w="9865"/>
+            <w:tcMar>
+              <w:top w:w="0" w:type="dxa"/>
+              <w:start w:w="0" w:type="dxa"/>
+              <w:bottom w:w="0" w:type="dxa"/>
+              <w:end w:w="0" w:type="dxa"/>
+            </w:tcMar>
+            <w:tcBorders>
+              <w:top w:val="nil"/>
+              <w:bottom w:val="single" w:sz="5" w:space="0" w:color="CBD5E1"/>
+              <w:start w:val="nil"/>
+              <w:end w:val="nil"/>
+            </w:tcBorders>
+          </w:tcPr>
+          <w:p>
+            <w:pPr>
+              <w:spacing w:before="0" w:after="0" w:line="240" w:lineRule="auto"/>
+            </w:pPr>
+            <w:r>
+              <w:t xml:space="preserve"> </w:t>
+            </w:r>
+          </w:p>
+        </w:tc>
+      </w:tr>
+      <w:tr>
+        <w:trPr>
+          <w:trHeight w:val="414" w:hRule="atLeast"/>
+        </w:trPr>
+        <w:tc>
+          <w:tcPr>
+            <w:tcW w:type="dxa" w:w="9865"/>
+            <w:tcMar>
+              <w:top w:w="0" w:type="dxa"/>
+              <w:start w:w="0" w:type="dxa"/>
+              <w:bottom w:w="0" w:type="dxa"/>
+              <w:end w:w="0" w:type="dxa"/>
+            </w:tcMar>
+            <w:tcBorders>
+              <w:top w:val="nil"/>
+              <w:bottom w:val="single" w:sz="5" w:space="0" w:color="CBD5E1"/>
+              <w:start w:val="nil"/>
+              <w:end w:val="nil"/>
+            </w:tcBorders>
+          </w:tcPr>
+          <w:p>
+            <w:pPr>
+              <w:spacing w:before="0" w:after="0" w:line="240" w:lineRule="auto"/>
+            </w:pPr>
+            <w:r>
+              <w:t xml:space="preserve"> </w:t>
+            </w:r>
+          </w:p>
+        </w:tc>
+      </w:tr>
+      <w:tr>
+        <w:trPr>
+          <w:trHeight w:val="414" w:hRule="atLeast"/>
+        </w:trPr>
+        <w:tc>
+          <w:tcPr>
+            <w:tcW w:type="dxa" w:w="9865"/>
+            <w:tcMar>
+              <w:top w:w="0" w:type="dxa"/>
+              <w:start w:w="0" w:type="dxa"/>
+              <w:bottom w:w="0" w:type="dxa"/>
+              <w:end w:w="0" w:type="dxa"/>
+            </w:tcMar>
+            <w:tcBorders>
+              <w:top w:val="nil"/>
+              <w:bottom w:val="single" w:sz="5" w:space="0" w:color="CBD5E1"/>
+              <w:start w:val="nil"/>
+              <w:end w:val="nil"/>
+            </w:tcBorders>
+          </w:tcPr>
+          <w:p>
+            <w:pPr>
+              <w:spacing w:before="0" w:after="0" w:line="240" w:lineRule="auto"/>
+            </w:pPr>
+            <w:r>
+              <w:t xml:space="preserve"> </w:t>
+            </w:r>
+          </w:p>
+        </w:tc>
+      </w:tr>
+      <w:tr>
+        <w:trPr>
+          <w:trHeight w:val="414" w:hRule="atLeast"/>
         </w:trPr>
         <w:tc>
           <w:tcPr>
@@ -591,13 +690,13 @@
       </w:pPr>
       <w:r>
         <w:rPr>
-          <w:rFonts w:ascii="JetBrains Mono" w:hAnsi="JetBrains Mono" w:eastAsia="STHeiti"/>
+          <w:rFonts w:ascii="JetBrains Mono" w:hAnsi="JetBrains Mono" w:eastAsia="Arial Unicode MS"/>
           <w:b/>
           <w:i w:val="0"/>
           <w:color w:val="1D4ED8"/>
           <w:sz w:val="22"/>
         </w:rPr>
-        <w:t>W8 / PRE-02</w:t>
+        <w:t>W8 / 02</w:t>
       </w:r>
     </w:p>
     <w:p>
@@ -608,13 +707,13 @@
       </w:pPr>
       <w:r>
         <w:rPr>
-          <w:rFonts w:ascii="STHeiti" w:hAnsi="STHeiti" w:eastAsia="STHeiti"/>
+          <w:rFonts w:ascii="Arial Unicode MS" w:hAnsi="Arial Unicode MS" w:eastAsia="Arial Unicode MS"/>
           <w:b/>
           <w:i w:val="0"/>
           <w:color w:val="1A2340"/>
           <w:sz w:val="44"/>
         </w:rPr>
-        <w:t>乙報導｜半數填答者仍擔心漏接訊息，學生會要求退出機制</w:t>
+        <w:t>比較呈現，先別把媒體分成兩隊</w:t>
       </w:r>
     </w:p>
     <w:p>
@@ -625,235 +724,47 @@
       </w:pPr>
       <w:r>
         <w:rPr>
-          <w:rFonts w:ascii="STHeiti" w:hAnsi="STHeiti" w:eastAsia="STHeiti"/>
+          <w:rFonts w:ascii="Arial Unicode MS" w:hAnsi="Arial Unicode MS" w:eastAsia="Arial Unicode MS"/>
           <w:b w:val="0"/>
           <w:i w:val="0"/>
           <w:color w:val="5B6573"/>
           <w:sz w:val="22"/>
         </w:rPr>
-        <w:t>北城高中手機保管試辦｜教師自編虛構教材；校名、事件與全部數字皆為虛構</w:t>
+        <w:t>甲乙各有多位發言者；分析報導如何安排，不替整家媒體指定立場。</w:t>
       </w:r>
     </w:p>
-    <w:tbl>
-      <w:tblPr>
-        <w:tblW w:type="dxa" w:w="9865"/>
-        <w:jc w:val="left"/>
-        <w:tblLayout w:type="fixed"/>
-        <w:tblLook w:firstColumn="1" w:firstRow="1" w:lastColumn="0" w:lastRow="0" w:noHBand="0" w:noVBand="1" w:val="04A0"/>
-        <w:tblInd w:type="dxa" w:w="0"/>
-      </w:tblPr>
-      <w:tblGrid>
-        <w:gridCol w:w="9865"/>
-      </w:tblGrid>
-      <w:tr>
-        <w:tc>
-          <w:tcPr>
-            <w:tcW w:type="dxa" w:w="9865"/>
-            <w:tcMar>
-              <w:top w:w="100" w:type="dxa"/>
-              <w:start w:w="150" w:type="dxa"/>
-              <w:bottom w:w="100" w:type="dxa"/>
-              <w:end w:w="150" w:type="dxa"/>
-            </w:tcMar>
-            <w:tcBorders>
-              <w:top w:val="nil"/>
-              <w:bottom w:val="nil"/>
-              <w:start w:val="single" w:sz="14" w:space="0" w:color="1D4ED8"/>
-              <w:end w:val="nil"/>
-            </w:tcBorders>
-            <w:shd w:val="clear" w:color="auto" w:fill="F5F7FA"/>
-            <w:vAlign w:val="center"/>
-          </w:tcPr>
-          <w:p>
-            <w:pPr>
-              <w:keepNext w:val="0"/>
-              <w:keepLines w:val="0"/>
-              <w:spacing w:before="0" w:after="0" w:line="293" w:lineRule="auto"/>
-            </w:pPr>
-            <w:r>
-              <w:rPr>
-                <w:rFonts w:ascii="STHeiti" w:hAnsi="STHeiti" w:eastAsia="STHeiti"/>
-                <w:b/>
-                <w:i w:val="0"/>
-                <w:color w:val="9A6700"/>
-                <w:sz w:val="22"/>
-              </w:rPr>
-              <w:t>先不選邊</w:t>
-            </w:r>
-            <w:r>
-              <w:rPr>
-                <w:rFonts w:ascii="STHeiti" w:hAnsi="STHeiti" w:eastAsia="STHeiti"/>
-                <w:b w:val="0"/>
-                <w:i w:val="0"/>
-                <w:color w:val="1A2340"/>
-                <w:sz w:val="22"/>
-              </w:rPr>
-              <w:t xml:space="preserve">　圈出可核對的數字與安排；在你認為有評價、推論或情緒推動的句子旁做記號。</w:t>
-            </w:r>
-          </w:p>
-        </w:tc>
-      </w:tr>
-    </w:tbl>
     <w:p>
       <w:pPr>
         <w:keepNext/>
         <w:keepLines w:val="0"/>
-        <w:spacing w:before="160" w:after="80" w:line="293" w:lineRule="auto"/>
+        <w:spacing w:before="80" w:after="20" w:line="293" w:lineRule="auto"/>
       </w:pPr>
       <w:r>
         <w:rPr>
-          <w:rFonts w:ascii="JetBrains Mono" w:hAnsi="JetBrains Mono" w:eastAsia="STHeiti"/>
-          <w:b/>
-          <w:i w:val="0"/>
-          <w:color w:val="1D4ED8"/>
-          <w:sz w:val="30"/>
-        </w:rPr>
-        <w:t>01</w:t>
-      </w:r>
-      <w:r>
-        <w:rPr>
-          <w:rFonts w:ascii="STHeiti" w:hAnsi="STHeiti" w:eastAsia="STHeiti"/>
-          <w:b w:val="0"/>
-          <w:i w:val="0"/>
-          <w:color w:val="1D4ED8"/>
-          <w:sz w:val="30"/>
-        </w:rPr>
-        <w:t xml:space="preserve">  </w:t>
-      </w:r>
-      <w:r>
-        <w:rPr>
-          <w:rFonts w:ascii="STHeiti" w:hAnsi="STHeiti" w:eastAsia="STHeiti"/>
+          <w:rFonts w:ascii="Arial Unicode MS" w:hAnsi="Arial Unicode MS" w:eastAsia="Arial Unicode MS"/>
           <w:b/>
           <w:i w:val="0"/>
           <w:color w:val="1A2340"/>
           <w:sz w:val="30"/>
         </w:rPr>
-        <w:t>報導正文</w:t>
+        <w:t>A 先讓我看見</w:t>
       </w:r>
     </w:p>
     <w:p>
       <w:pPr>
         <w:keepNext w:val="0"/>
         <w:keepLines w:val="0"/>
-        <w:spacing w:before="0" w:after="160" w:line="372" w:lineRule="auto"/>
-      </w:pPr>
-      <w:r>
-        <w:rPr>
-          <w:rFonts w:ascii="STHeiti" w:hAnsi="STHeiti" w:eastAsia="STHeiti"/>
-          <w:b w:val="0"/>
-          <w:i w:val="0"/>
-          <w:color w:val="1A2340"/>
-          <w:sz w:val="24"/>
-        </w:rPr>
-        <w:t>北城高中在四個高一班、共 128 名學生中，試辦六週『上課集中保管手機』。學生上課前把手機放入編號袋，午餐與放學取回；緊急聯絡改由校務處轉達。</w:t>
-      </w:r>
-    </w:p>
-    <w:p>
-      <w:pPr>
-        <w:keepNext w:val="0"/>
-        <w:keepLines w:val="0"/>
-        <w:spacing w:before="0" w:after="160" w:line="372" w:lineRule="auto"/>
-      </w:pPr>
-      <w:r>
-        <w:rPr>
-          <w:rFonts w:ascii="STHeiti" w:hAnsi="STHeiti" w:eastAsia="STHeiti"/>
-          <w:b w:val="0"/>
-          <w:i w:val="0"/>
-          <w:color w:val="1A2340"/>
-          <w:sz w:val="24"/>
-        </w:rPr>
-        <w:t>期末匿名問卷收到 96 份有效回覆，其中 61 人表示『上課比較少被通知打斷』，48 人表示『擔心漏接家人訊息』；六週內共有 17 次透過校務處完成緊急聯絡。</w:t>
-      </w:r>
-    </w:p>
-    <w:p>
-      <w:pPr>
-        <w:keepNext w:val="0"/>
-        <w:keepLines w:val="0"/>
-        <w:spacing w:before="0" w:after="160" w:line="372" w:lineRule="auto"/>
-      </w:pPr>
-      <w:r>
-        <w:rPr>
-          <w:rFonts w:ascii="STHeiti" w:hAnsi="STHeiti" w:eastAsia="STHeiti"/>
-          <w:b w:val="0"/>
-          <w:i w:val="0"/>
-          <w:color w:val="1A2340"/>
-          <w:sz w:val="24"/>
-        </w:rPr>
-        <w:t>學生會認為，半數填答者的焦慮不能被『多數較專注』蓋過，且替代聯絡增加家長與校方的轉接成本，因此主張下學期改成學生自願參加。反對學生表示，專注應靠練習，不該用一刀切的方式換來。</w:t>
-      </w:r>
-    </w:p>
-    <w:p>
-      <w:pPr>
-        <w:keepNext/>
-        <w:keepLines w:val="0"/>
-        <w:spacing w:before="80" w:after="60" w:line="293" w:lineRule="auto"/>
-      </w:pPr>
-      <w:r>
-        <w:rPr>
-          <w:rFonts w:ascii="JetBrains Mono" w:hAnsi="JetBrains Mono" w:eastAsia="STHeiti"/>
-          <w:b/>
-          <w:i w:val="0"/>
-          <w:color w:val="1D4ED8"/>
-          <w:sz w:val="30"/>
-        </w:rPr>
-        <w:t>02</w:t>
-      </w:r>
-      <w:r>
-        <w:rPr>
-          <w:rFonts w:ascii="STHeiti" w:hAnsi="STHeiti" w:eastAsia="STHeiti"/>
-          <w:b w:val="0"/>
-          <w:i w:val="0"/>
-          <w:color w:val="1D4ED8"/>
-          <w:sz w:val="30"/>
-        </w:rPr>
-        <w:t xml:space="preserve">  </w:t>
-      </w:r>
-      <w:r>
-        <w:rPr>
-          <w:rFonts w:ascii="STHeiti" w:hAnsi="STHeiti" w:eastAsia="STHeiti"/>
-          <w:b/>
-          <w:i w:val="0"/>
-          <w:color w:val="1A2340"/>
-          <w:sz w:val="30"/>
-        </w:rPr>
-        <w:t>預讀只做兩件事</w:t>
-      </w:r>
-    </w:p>
-    <w:p>
-      <w:pPr>
-        <w:keepNext/>
-        <w:keepLines w:val="0"/>
         <w:spacing w:before="0" w:after="20" w:line="293" w:lineRule="auto"/>
       </w:pPr>
       <w:r>
         <w:rPr>
-          <w:rFonts w:ascii="STHeiti" w:hAnsi="STHeiti" w:eastAsia="STHeiti"/>
-          <w:b/>
-          <w:i w:val="0"/>
-          <w:color w:val="5B6573"/>
-          <w:sz w:val="22"/>
-        </w:rPr>
-        <w:t>一句話</w:t>
-      </w:r>
-      <w:r>
-        <w:rPr>
-          <w:rFonts w:ascii="STHeiti" w:hAnsi="STHeiti" w:eastAsia="STHeiti"/>
-          <w:b w:val="0"/>
-          <w:i w:val="0"/>
-          <w:color w:val="7B8491"/>
-          <w:sz w:val="22"/>
-        </w:rPr>
-        <w:t xml:space="preserve">  ｜  </w:t>
-      </w:r>
-      <w:r>
-        <w:rPr>
-          <w:rFonts w:ascii="STHeiti" w:hAnsi="STHeiti" w:eastAsia="STHeiti"/>
+          <w:rFonts w:ascii="Arial Unicode MS" w:hAnsi="Arial Unicode MS" w:eastAsia="Arial Unicode MS"/>
           <w:b w:val="0"/>
           <w:i w:val="0"/>
           <w:color w:val="1A2340"/>
           <w:sz w:val="22"/>
         </w:rPr>
-        <w:t>乙報導比較在意什麼？我根據的標題、順序或原句是：</w:t>
+        <w:t>原標題是＿＿；它使我先注意＿＿。</w:t>
       </w:r>
     </w:p>
     <w:tbl>
@@ -869,7 +780,7 @@
       </w:tblGrid>
       <w:tr>
         <w:trPr>
-          <w:trHeight w:val="476" w:hRule="atLeast"/>
+          <w:trHeight w:val="414" w:hRule="atLeast"/>
         </w:trPr>
         <w:tc>
           <w:tcPr>
@@ -899,7 +810,7 @@
       </w:tr>
       <w:tr>
         <w:trPr>
-          <w:trHeight w:val="476" w:hRule="atLeast"/>
+          <w:trHeight w:val="414" w:hRule="atLeast"/>
         </w:trPr>
         <w:tc>
           <w:tcPr>
@@ -929,7 +840,7 @@
       </w:tr>
       <w:tr>
         <w:trPr>
-          <w:trHeight w:val="476" w:hRule="atLeast"/>
+          <w:trHeight w:val="414" w:hRule="atLeast"/>
         </w:trPr>
         <w:tc>
           <w:tcPr>
@@ -949,7 +860,7 @@
           </w:tcPr>
           <w:p>
             <w:pPr>
-              <w:spacing w:before="0" w:after="20" w:line="240" w:lineRule="auto"/>
+              <w:spacing w:before="0" w:after="0" w:line="240" w:lineRule="auto"/>
             </w:pPr>
             <w:r>
               <w:t xml:space="preserve"> </w:t>
@@ -966,33 +877,30 @@
       </w:pPr>
       <w:r>
         <w:rPr>
-          <w:rFonts w:ascii="STHeiti" w:hAnsi="STHeiti" w:eastAsia="STHeiti"/>
+          <w:rFonts w:ascii="Arial Unicode MS" w:hAnsi="Arial Unicode MS" w:eastAsia="Arial Unicode MS"/>
           <w:b/>
           <w:i w:val="0"/>
-          <w:color w:val="5B6573"/>
-          <w:sz w:val="22"/>
+          <w:color w:val="1A2340"/>
+          <w:sz w:val="30"/>
         </w:rPr>
-        <w:t>共享事實</w:t>
+        <w:t>B 先讓我看見</w:t>
       </w:r>
+    </w:p>
+    <w:p>
+      <w:pPr>
+        <w:keepNext w:val="0"/>
+        <w:keepLines w:val="0"/>
+        <w:spacing w:before="0" w:after="20" w:line="293" w:lineRule="auto"/>
+      </w:pPr>
       <w:r>
         <w:rPr>
-          <w:rFonts w:ascii="STHeiti" w:hAnsi="STHeiti" w:eastAsia="STHeiti"/>
-          <w:b w:val="0"/>
-          <w:i w:val="0"/>
-          <w:color w:val="7B8491"/>
-          <w:sz w:val="22"/>
-        </w:rPr>
-        <w:t xml:space="preserve">  ｜  </w:t>
-      </w:r>
-      <w:r>
-        <w:rPr>
-          <w:rFonts w:ascii="STHeiti" w:hAnsi="STHeiti" w:eastAsia="STHeiti"/>
+          <w:rFonts w:ascii="Arial Unicode MS" w:hAnsi="Arial Unicode MS" w:eastAsia="Arial Unicode MS"/>
           <w:b w:val="0"/>
           <w:i w:val="0"/>
           <w:color w:val="1A2340"/>
           <w:sz w:val="22"/>
         </w:rPr>
-        <w:t>寫下一項你在另一篇也看得到的事實或數字；注意分母：</w:t>
+        <w:t>原標題是＿＿；它使我先注意＿＿。</w:t>
       </w:r>
     </w:p>
     <w:tbl>
@@ -1008,7 +916,7 @@
       </w:tblGrid>
       <w:tr>
         <w:trPr>
-          <w:trHeight w:val="476" w:hRule="atLeast"/>
+          <w:trHeight w:val="414" w:hRule="atLeast"/>
         </w:trPr>
         <w:tc>
           <w:tcPr>
@@ -1038,7 +946,3146 @@
       </w:tr>
       <w:tr>
         <w:trPr>
-          <w:trHeight w:val="476" w:hRule="atLeast"/>
+          <w:trHeight w:val="414" w:hRule="atLeast"/>
+        </w:trPr>
+        <w:tc>
+          <w:tcPr>
+            <w:tcW w:type="dxa" w:w="9865"/>
+            <w:tcMar>
+              <w:top w:w="0" w:type="dxa"/>
+              <w:start w:w="0" w:type="dxa"/>
+              <w:bottom w:w="0" w:type="dxa"/>
+              <w:end w:w="0" w:type="dxa"/>
+            </w:tcMar>
+            <w:tcBorders>
+              <w:top w:val="nil"/>
+              <w:bottom w:val="single" w:sz="5" w:space="0" w:color="CBD5E1"/>
+              <w:start w:val="nil"/>
+              <w:end w:val="nil"/>
+            </w:tcBorders>
+          </w:tcPr>
+          <w:p>
+            <w:pPr>
+              <w:spacing w:before="0" w:after="0" w:line="240" w:lineRule="auto"/>
+            </w:pPr>
+            <w:r>
+              <w:t xml:space="preserve"> </w:t>
+            </w:r>
+          </w:p>
+        </w:tc>
+      </w:tr>
+      <w:tr>
+        <w:trPr>
+          <w:trHeight w:val="414" w:hRule="atLeast"/>
+        </w:trPr>
+        <w:tc>
+          <w:tcPr>
+            <w:tcW w:type="dxa" w:w="9865"/>
+            <w:tcMar>
+              <w:top w:w="0" w:type="dxa"/>
+              <w:start w:w="0" w:type="dxa"/>
+              <w:bottom w:w="0" w:type="dxa"/>
+              <w:end w:w="0" w:type="dxa"/>
+            </w:tcMar>
+            <w:tcBorders>
+              <w:top w:val="nil"/>
+              <w:bottom w:val="single" w:sz="5" w:space="0" w:color="CBD5E1"/>
+              <w:start w:val="nil"/>
+              <w:end w:val="nil"/>
+            </w:tcBorders>
+          </w:tcPr>
+          <w:p>
+            <w:pPr>
+              <w:spacing w:before="0" w:after="0" w:line="240" w:lineRule="auto"/>
+            </w:pPr>
+            <w:r>
+              <w:t xml:space="preserve"> </w:t>
+            </w:r>
+          </w:p>
+        </w:tc>
+      </w:tr>
+    </w:tbl>
+    <w:p>
+      <w:pPr>
+        <w:keepNext/>
+        <w:keepLines w:val="0"/>
+        <w:spacing w:before="80" w:after="20" w:line="293" w:lineRule="auto"/>
+      </w:pPr>
+      <w:r>
+        <w:rPr>
+          <w:rFonts w:ascii="Arial Unicode MS" w:hAnsi="Arial Unicode MS" w:eastAsia="Arial Unicode MS"/>
+          <w:b/>
+          <w:i w:val="0"/>
+          <w:color w:val="1A2340"/>
+          <w:sz w:val="30"/>
+        </w:rPr>
+        <w:t>比較依據</w:t>
+      </w:r>
+    </w:p>
+    <w:p>
+      <w:pPr>
+        <w:keepNext w:val="0"/>
+        <w:keepLines w:val="0"/>
+        <w:spacing w:before="0" w:after="20" w:line="293" w:lineRule="auto"/>
+      </w:pPr>
+      <w:r>
+        <w:rPr>
+          <w:rFonts w:ascii="Arial Unicode MS" w:hAnsi="Arial Unicode MS" w:eastAsia="Arial Unicode MS"/>
+          <w:b w:val="0"/>
+          <w:i w:val="0"/>
+          <w:color w:val="1A2340"/>
+          <w:sz w:val="22"/>
+        </w:rPr>
+        <w:t>我比較的兩個位置是＿＿；不同在＿＿。是寫法、來源角色，還是更新時間造成差異？</w:t>
+      </w:r>
+    </w:p>
+    <w:tbl>
+      <w:tblPr>
+        <w:tblW w:type="dxa" w:w="9865"/>
+        <w:jc w:val="left"/>
+        <w:tblLayout w:type="fixed"/>
+        <w:tblLook w:firstColumn="1" w:firstRow="1" w:lastColumn="0" w:lastRow="0" w:noHBand="0" w:noVBand="1" w:val="04A0"/>
+        <w:tblInd w:type="dxa" w:w="0"/>
+      </w:tblPr>
+      <w:tblGrid>
+        <w:gridCol w:w="9865"/>
+      </w:tblGrid>
+      <w:tr>
+        <w:trPr>
+          <w:trHeight w:val="414" w:hRule="atLeast"/>
+        </w:trPr>
+        <w:tc>
+          <w:tcPr>
+            <w:tcW w:type="dxa" w:w="9865"/>
+            <w:tcMar>
+              <w:top w:w="0" w:type="dxa"/>
+              <w:start w:w="0" w:type="dxa"/>
+              <w:bottom w:w="0" w:type="dxa"/>
+              <w:end w:w="0" w:type="dxa"/>
+            </w:tcMar>
+            <w:tcBorders>
+              <w:top w:val="nil"/>
+              <w:bottom w:val="single" w:sz="5" w:space="0" w:color="CBD5E1"/>
+              <w:start w:val="nil"/>
+              <w:end w:val="nil"/>
+            </w:tcBorders>
+          </w:tcPr>
+          <w:p>
+            <w:pPr>
+              <w:spacing w:before="0" w:after="0" w:line="240" w:lineRule="auto"/>
+            </w:pPr>
+            <w:r>
+              <w:t xml:space="preserve"> </w:t>
+            </w:r>
+          </w:p>
+        </w:tc>
+      </w:tr>
+      <w:tr>
+        <w:trPr>
+          <w:trHeight w:val="414" w:hRule="atLeast"/>
+        </w:trPr>
+        <w:tc>
+          <w:tcPr>
+            <w:tcW w:type="dxa" w:w="9865"/>
+            <w:tcMar>
+              <w:top w:w="0" w:type="dxa"/>
+              <w:start w:w="0" w:type="dxa"/>
+              <w:bottom w:w="0" w:type="dxa"/>
+              <w:end w:w="0" w:type="dxa"/>
+            </w:tcMar>
+            <w:tcBorders>
+              <w:top w:val="nil"/>
+              <w:bottom w:val="single" w:sz="5" w:space="0" w:color="CBD5E1"/>
+              <w:start w:val="nil"/>
+              <w:end w:val="nil"/>
+            </w:tcBorders>
+          </w:tcPr>
+          <w:p>
+            <w:pPr>
+              <w:spacing w:before="0" w:after="0" w:line="240" w:lineRule="auto"/>
+            </w:pPr>
+            <w:r>
+              <w:t xml:space="preserve"> </w:t>
+            </w:r>
+          </w:p>
+        </w:tc>
+      </w:tr>
+      <w:tr>
+        <w:trPr>
+          <w:trHeight w:val="414" w:hRule="atLeast"/>
+        </w:trPr>
+        <w:tc>
+          <w:tcPr>
+            <w:tcW w:type="dxa" w:w="9865"/>
+            <w:tcMar>
+              <w:top w:w="0" w:type="dxa"/>
+              <w:start w:w="0" w:type="dxa"/>
+              <w:bottom w:w="0" w:type="dxa"/>
+              <w:end w:w="0" w:type="dxa"/>
+            </w:tcMar>
+            <w:tcBorders>
+              <w:top w:val="nil"/>
+              <w:bottom w:val="single" w:sz="5" w:space="0" w:color="CBD5E1"/>
+              <w:start w:val="nil"/>
+              <w:end w:val="nil"/>
+            </w:tcBorders>
+          </w:tcPr>
+          <w:p>
+            <w:pPr>
+              <w:spacing w:before="0" w:after="0" w:line="240" w:lineRule="auto"/>
+            </w:pPr>
+            <w:r>
+              <w:t xml:space="preserve"> </w:t>
+            </w:r>
+          </w:p>
+        </w:tc>
+      </w:tr>
+    </w:tbl>
+    <w:p>
+      <w:pPr>
+        <w:keepNext/>
+        <w:keepLines w:val="0"/>
+        <w:spacing w:before="80" w:after="20" w:line="293" w:lineRule="auto"/>
+      </w:pPr>
+      <w:r>
+        <w:rPr>
+          <w:rFonts w:ascii="Arial Unicode MS" w:hAnsi="Arial Unicode MS" w:eastAsia="Arial Unicode MS"/>
+          <w:b/>
+          <w:i w:val="0"/>
+          <w:color w:val="1A2340"/>
+          <w:sz w:val="30"/>
+        </w:rPr>
+        <w:t>公開版初判</w:t>
+      </w:r>
+    </w:p>
+    <w:p>
+      <w:pPr>
+        <w:keepNext w:val="0"/>
+        <w:keepLines w:val="0"/>
+        <w:spacing w:before="0" w:after="20" w:line="293" w:lineRule="auto"/>
+      </w:pPr>
+      <w:r>
+        <w:rPr>
+          <w:rFonts w:ascii="Arial Unicode MS" w:hAnsi="Arial Unicode MS" w:eastAsia="Arial Unicode MS"/>
+          <w:b w:val="0"/>
+          <w:i w:val="0"/>
+          <w:color w:val="1A2340"/>
+          <w:sz w:val="22"/>
+        </w:rPr>
+        <w:t>依材料，我目前建議＿＿；目前最需要補的資料是＿＿。先自己寫，討論後直接在旁修訂。</w:t>
+      </w:r>
+    </w:p>
+    <w:tbl>
+      <w:tblPr>
+        <w:tblW w:type="dxa" w:w="9865"/>
+        <w:jc w:val="left"/>
+        <w:tblLayout w:type="fixed"/>
+        <w:tblLook w:firstColumn="1" w:firstRow="1" w:lastColumn="0" w:lastRow="0" w:noHBand="0" w:noVBand="1" w:val="04A0"/>
+        <w:tblInd w:type="dxa" w:w="0"/>
+      </w:tblPr>
+      <w:tblGrid>
+        <w:gridCol w:w="9865"/>
+      </w:tblGrid>
+      <w:tr>
+        <w:trPr>
+          <w:trHeight w:val="414" w:hRule="atLeast"/>
+        </w:trPr>
+        <w:tc>
+          <w:tcPr>
+            <w:tcW w:type="dxa" w:w="9865"/>
+            <w:tcMar>
+              <w:top w:w="0" w:type="dxa"/>
+              <w:start w:w="0" w:type="dxa"/>
+              <w:bottom w:w="0" w:type="dxa"/>
+              <w:end w:w="0" w:type="dxa"/>
+            </w:tcMar>
+            <w:tcBorders>
+              <w:top w:val="nil"/>
+              <w:bottom w:val="single" w:sz="5" w:space="0" w:color="CBD5E1"/>
+              <w:start w:val="nil"/>
+              <w:end w:val="nil"/>
+            </w:tcBorders>
+          </w:tcPr>
+          <w:p>
+            <w:pPr>
+              <w:spacing w:before="0" w:after="0" w:line="240" w:lineRule="auto"/>
+            </w:pPr>
+            <w:r>
+              <w:t xml:space="preserve"> </w:t>
+            </w:r>
+          </w:p>
+        </w:tc>
+      </w:tr>
+      <w:tr>
+        <w:trPr>
+          <w:trHeight w:val="414" w:hRule="atLeast"/>
+        </w:trPr>
+        <w:tc>
+          <w:tcPr>
+            <w:tcW w:type="dxa" w:w="9865"/>
+            <w:tcMar>
+              <w:top w:w="0" w:type="dxa"/>
+              <w:start w:w="0" w:type="dxa"/>
+              <w:bottom w:w="0" w:type="dxa"/>
+              <w:end w:w="0" w:type="dxa"/>
+            </w:tcMar>
+            <w:tcBorders>
+              <w:top w:val="nil"/>
+              <w:bottom w:val="single" w:sz="5" w:space="0" w:color="CBD5E1"/>
+              <w:start w:val="nil"/>
+              <w:end w:val="nil"/>
+            </w:tcBorders>
+          </w:tcPr>
+          <w:p>
+            <w:pPr>
+              <w:spacing w:before="0" w:after="0" w:line="240" w:lineRule="auto"/>
+            </w:pPr>
+            <w:r>
+              <w:t xml:space="preserve"> </w:t>
+            </w:r>
+          </w:p>
+        </w:tc>
+      </w:tr>
+      <w:tr>
+        <w:trPr>
+          <w:trHeight w:val="414" w:hRule="atLeast"/>
+        </w:trPr>
+        <w:tc>
+          <w:tcPr>
+            <w:tcW w:type="dxa" w:w="9865"/>
+            <w:tcMar>
+              <w:top w:w="0" w:type="dxa"/>
+              <w:start w:w="0" w:type="dxa"/>
+              <w:bottom w:w="0" w:type="dxa"/>
+              <w:end w:w="0" w:type="dxa"/>
+            </w:tcMar>
+            <w:tcBorders>
+              <w:top w:val="nil"/>
+              <w:bottom w:val="single" w:sz="5" w:space="0" w:color="CBD5E1"/>
+              <w:start w:val="nil"/>
+              <w:end w:val="nil"/>
+            </w:tcBorders>
+          </w:tcPr>
+          <w:p>
+            <w:pPr>
+              <w:spacing w:before="0" w:after="0" w:line="240" w:lineRule="auto"/>
+            </w:pPr>
+            <w:r>
+              <w:t xml:space="preserve"> </w:t>
+            </w:r>
+          </w:p>
+        </w:tc>
+      </w:tr>
+      <w:tr>
+        <w:trPr>
+          <w:trHeight w:val="414" w:hRule="atLeast"/>
+        </w:trPr>
+        <w:tc>
+          <w:tcPr>
+            <w:tcW w:type="dxa" w:w="9865"/>
+            <w:tcMar>
+              <w:top w:w="0" w:type="dxa"/>
+              <w:start w:w="0" w:type="dxa"/>
+              <w:bottom w:w="0" w:type="dxa"/>
+              <w:end w:w="0" w:type="dxa"/>
+            </w:tcMar>
+            <w:tcBorders>
+              <w:top w:val="nil"/>
+              <w:bottom w:val="single" w:sz="5" w:space="0" w:color="CBD5E1"/>
+              <w:start w:val="nil"/>
+              <w:end w:val="nil"/>
+            </w:tcBorders>
+          </w:tcPr>
+          <w:p>
+            <w:pPr>
+              <w:spacing w:before="0" w:after="0" w:line="240" w:lineRule="auto"/>
+            </w:pPr>
+            <w:r>
+              <w:t xml:space="preserve"> </w:t>
+            </w:r>
+          </w:p>
+        </w:tc>
+      </w:tr>
+    </w:tbl>
+    <w:p>
+      <w:pPr>
+        <w:spacing w:after="0"/>
+      </w:pPr>
+      <w:r>
+        <w:br w:type="page"/>
+      </w:r>
+    </w:p>
+    <w:p>
+      <w:pPr>
+        <w:keepNext/>
+        <w:keepLines w:val="0"/>
+        <w:pageBreakBefore w:val="0"/>
+        <w:spacing w:before="0" w:after="60" w:line="293" w:lineRule="auto"/>
+      </w:pPr>
+      <w:r>
+        <w:rPr>
+          <w:rFonts w:ascii="JetBrains Mono" w:hAnsi="JetBrains Mono" w:eastAsia="Arial Unicode MS"/>
+          <w:b/>
+          <w:i w:val="0"/>
+          <w:color w:val="1D4ED8"/>
+          <w:sz w:val="22"/>
+        </w:rPr>
+        <w:t>W8 / 03</w:t>
+      </w:r>
+    </w:p>
+    <w:p>
+      <w:pPr>
+        <w:keepNext/>
+        <w:keepLines w:val="0"/>
+        <w:spacing w:before="0" w:after="80" w:line="252" w:lineRule="auto"/>
+      </w:pPr>
+      <w:r>
+        <w:rPr>
+          <w:rFonts w:ascii="Arial Unicode MS" w:hAnsi="Arial Unicode MS" w:eastAsia="Arial Unicode MS"/>
+          <w:b/>
+          <w:i w:val="0"/>
+          <w:color w:val="1A2340"/>
+          <w:sz w:val="44"/>
+        </w:rPr>
+        <w:t>暫時立場：讓人看懂你的根據與界線</w:t>
+      </w:r>
+    </w:p>
+    <w:p>
+      <w:pPr>
+        <w:keepNext w:val="0"/>
+        <w:keepLines w:val="0"/>
+        <w:spacing w:before="0" w:after="140" w:line="293" w:lineRule="auto"/>
+      </w:pPr>
+      <w:r>
+        <w:rPr>
+          <w:rFonts w:ascii="Arial Unicode MS" w:hAnsi="Arial Unicode MS" w:eastAsia="Arial Unicode MS"/>
+          <w:b w:val="0"/>
+          <w:i w:val="0"/>
+          <w:color w:val="5B6573"/>
+          <w:sz w:val="22"/>
+        </w:rPr>
+        <w:t>55–68 分先留搭檔追問；68–80 分本人完成下方聲明。私人小卡不交、不抄到本頁。</w:t>
+      </w:r>
+    </w:p>
+    <w:p>
+      <w:pPr>
+        <w:keepNext/>
+        <w:keepLines w:val="0"/>
+        <w:spacing w:before="80" w:after="20" w:line="293" w:lineRule="auto"/>
+      </w:pPr>
+      <w:r>
+        <w:rPr>
+          <w:rFonts w:ascii="Arial Unicode MS" w:hAnsi="Arial Unicode MS" w:eastAsia="Arial Unicode MS"/>
+          <w:b/>
+          <w:i w:val="0"/>
+          <w:color w:val="1A2340"/>
+          <w:sz w:val="30"/>
+        </w:rPr>
+        <w:t>對方的一問／我的改留</w:t>
+      </w:r>
+    </w:p>
+    <w:p>
+      <w:pPr>
+        <w:keepNext w:val="0"/>
+        <w:keepLines w:val="0"/>
+        <w:spacing w:before="0" w:after="20" w:line="293" w:lineRule="auto"/>
+      </w:pPr>
+      <w:r>
+        <w:rPr>
+          <w:rFonts w:ascii="Arial Unicode MS" w:hAnsi="Arial Unicode MS" w:eastAsia="Arial Unicode MS"/>
+          <w:b w:val="0"/>
+          <w:i w:val="0"/>
+          <w:color w:val="1A2340"/>
+          <w:sz w:val="22"/>
+        </w:rPr>
+        <w:t>對方指材料＿＿問＿＿；我決定改／留＿＿，因為＿＿。（不公開者可用教師另擬追問）</w:t>
+      </w:r>
+    </w:p>
+    <w:tbl>
+      <w:tblPr>
+        <w:tblW w:type="dxa" w:w="9865"/>
+        <w:jc w:val="left"/>
+        <w:tblLayout w:type="fixed"/>
+        <w:tblLook w:firstColumn="1" w:firstRow="1" w:lastColumn="0" w:lastRow="0" w:noHBand="0" w:noVBand="1" w:val="04A0"/>
+        <w:tblInd w:type="dxa" w:w="0"/>
+      </w:tblPr>
+      <w:tblGrid>
+        <w:gridCol w:w="9865"/>
+      </w:tblGrid>
+      <w:tr>
+        <w:trPr>
+          <w:trHeight w:val="414" w:hRule="atLeast"/>
+        </w:trPr>
+        <w:tc>
+          <w:tcPr>
+            <w:tcW w:type="dxa" w:w="9865"/>
+            <w:tcMar>
+              <w:top w:w="0" w:type="dxa"/>
+              <w:start w:w="0" w:type="dxa"/>
+              <w:bottom w:w="0" w:type="dxa"/>
+              <w:end w:w="0" w:type="dxa"/>
+            </w:tcMar>
+            <w:tcBorders>
+              <w:top w:val="nil"/>
+              <w:bottom w:val="single" w:sz="5" w:space="0" w:color="CBD5E1"/>
+              <w:start w:val="nil"/>
+              <w:end w:val="nil"/>
+            </w:tcBorders>
+          </w:tcPr>
+          <w:p>
+            <w:pPr>
+              <w:spacing w:before="0" w:after="0" w:line="240" w:lineRule="auto"/>
+            </w:pPr>
+            <w:r>
+              <w:t xml:space="preserve"> </w:t>
+            </w:r>
+          </w:p>
+        </w:tc>
+      </w:tr>
+      <w:tr>
+        <w:trPr>
+          <w:trHeight w:val="414" w:hRule="atLeast"/>
+        </w:trPr>
+        <w:tc>
+          <w:tcPr>
+            <w:tcW w:type="dxa" w:w="9865"/>
+            <w:tcMar>
+              <w:top w:w="0" w:type="dxa"/>
+              <w:start w:w="0" w:type="dxa"/>
+              <w:bottom w:w="0" w:type="dxa"/>
+              <w:end w:w="0" w:type="dxa"/>
+            </w:tcMar>
+            <w:tcBorders>
+              <w:top w:val="nil"/>
+              <w:bottom w:val="single" w:sz="5" w:space="0" w:color="CBD5E1"/>
+              <w:start w:val="nil"/>
+              <w:end w:val="nil"/>
+            </w:tcBorders>
+          </w:tcPr>
+          <w:p>
+            <w:pPr>
+              <w:spacing w:before="0" w:after="0" w:line="240" w:lineRule="auto"/>
+            </w:pPr>
+            <w:r>
+              <w:t xml:space="preserve"> </w:t>
+            </w:r>
+          </w:p>
+        </w:tc>
+      </w:tr>
+      <w:tr>
+        <w:trPr>
+          <w:trHeight w:val="414" w:hRule="atLeast"/>
+        </w:trPr>
+        <w:tc>
+          <w:tcPr>
+            <w:tcW w:type="dxa" w:w="9865"/>
+            <w:tcMar>
+              <w:top w:w="0" w:type="dxa"/>
+              <w:start w:w="0" w:type="dxa"/>
+              <w:bottom w:w="0" w:type="dxa"/>
+              <w:end w:w="0" w:type="dxa"/>
+            </w:tcMar>
+            <w:tcBorders>
+              <w:top w:val="nil"/>
+              <w:bottom w:val="single" w:sz="5" w:space="0" w:color="CBD5E1"/>
+              <w:start w:val="nil"/>
+              <w:end w:val="nil"/>
+            </w:tcBorders>
+          </w:tcPr>
+          <w:p>
+            <w:pPr>
+              <w:spacing w:before="0" w:after="0" w:line="240" w:lineRule="auto"/>
+            </w:pPr>
+            <w:r>
+              <w:t xml:space="preserve"> </w:t>
+            </w:r>
+          </w:p>
+        </w:tc>
+      </w:tr>
+      <w:tr>
+        <w:trPr>
+          <w:trHeight w:val="414" w:hRule="atLeast"/>
+        </w:trPr>
+        <w:tc>
+          <w:tcPr>
+            <w:tcW w:type="dxa" w:w="9865"/>
+            <w:tcMar>
+              <w:top w:w="0" w:type="dxa"/>
+              <w:start w:w="0" w:type="dxa"/>
+              <w:bottom w:w="0" w:type="dxa"/>
+              <w:end w:w="0" w:type="dxa"/>
+            </w:tcMar>
+            <w:tcBorders>
+              <w:top w:val="nil"/>
+              <w:bottom w:val="single" w:sz="5" w:space="0" w:color="CBD5E1"/>
+              <w:start w:val="nil"/>
+              <w:end w:val="nil"/>
+            </w:tcBorders>
+          </w:tcPr>
+          <w:p>
+            <w:pPr>
+              <w:spacing w:before="0" w:after="0" w:line="240" w:lineRule="auto"/>
+            </w:pPr>
+            <w:r>
+              <w:t xml:space="preserve"> </w:t>
+            </w:r>
+          </w:p>
+        </w:tc>
+      </w:tr>
+    </w:tbl>
+    <w:p>
+      <w:pPr>
+        <w:keepNext/>
+        <w:keepLines w:val="0"/>
+        <w:spacing w:before="80" w:after="20" w:line="293" w:lineRule="auto"/>
+      </w:pPr>
+      <w:r>
+        <w:rPr>
+          <w:rFonts w:ascii="Arial Unicode MS" w:hAnsi="Arial Unicode MS" w:eastAsia="Arial Unicode MS"/>
+          <w:b/>
+          <w:i w:val="0"/>
+          <w:color w:val="1A2340"/>
+          <w:sz w:val="30"/>
+        </w:rPr>
+        <w:t>200 字內立場聲明</w:t>
+      </w:r>
+    </w:p>
+    <w:p>
+      <w:pPr>
+        <w:keepNext w:val="0"/>
+        <w:keepLines w:val="0"/>
+        <w:spacing w:before="0" w:after="20" w:line="293" w:lineRule="auto"/>
+      </w:pPr>
+      <w:r>
+        <w:rPr>
+          <w:rFonts w:ascii="Arial Unicode MS" w:hAnsi="Arial Unicode MS" w:eastAsia="Arial Unicode MS"/>
+          <w:b w:val="0"/>
+          <w:i w:val="0"/>
+          <w:color w:val="1A2340"/>
+          <w:sz w:val="22"/>
+        </w:rPr>
+        <w:t>目前主張／1–5 或未定；兩項共同資料（可指第 1 頁）；資料怎麼支持；還不確定什麼；若觀察到什麼，會改變、限縮或重申。</w:t>
+      </w:r>
+    </w:p>
+    <w:tbl>
+      <w:tblPr>
+        <w:tblW w:type="dxa" w:w="9865"/>
+        <w:jc w:val="left"/>
+        <w:tblLayout w:type="fixed"/>
+        <w:tblLook w:firstColumn="1" w:firstRow="1" w:lastColumn="0" w:lastRow="0" w:noHBand="0" w:noVBand="1" w:val="04A0"/>
+        <w:tblInd w:type="dxa" w:w="0"/>
+      </w:tblPr>
+      <w:tblGrid>
+        <w:gridCol w:w="9865"/>
+      </w:tblGrid>
+      <w:tr>
+        <w:trPr>
+          <w:trHeight w:val="414" w:hRule="atLeast"/>
+        </w:trPr>
+        <w:tc>
+          <w:tcPr>
+            <w:tcW w:type="dxa" w:w="9865"/>
+            <w:tcMar>
+              <w:top w:w="0" w:type="dxa"/>
+              <w:start w:w="0" w:type="dxa"/>
+              <w:bottom w:w="0" w:type="dxa"/>
+              <w:end w:w="0" w:type="dxa"/>
+            </w:tcMar>
+            <w:tcBorders>
+              <w:top w:val="nil"/>
+              <w:bottom w:val="single" w:sz="5" w:space="0" w:color="CBD5E1"/>
+              <w:start w:val="nil"/>
+              <w:end w:val="nil"/>
+            </w:tcBorders>
+          </w:tcPr>
+          <w:p>
+            <w:pPr>
+              <w:spacing w:before="0" w:after="0" w:line="240" w:lineRule="auto"/>
+            </w:pPr>
+            <w:r>
+              <w:t xml:space="preserve"> </w:t>
+            </w:r>
+          </w:p>
+        </w:tc>
+      </w:tr>
+      <w:tr>
+        <w:trPr>
+          <w:trHeight w:val="414" w:hRule="atLeast"/>
+        </w:trPr>
+        <w:tc>
+          <w:tcPr>
+            <w:tcW w:type="dxa" w:w="9865"/>
+            <w:tcMar>
+              <w:top w:w="0" w:type="dxa"/>
+              <w:start w:w="0" w:type="dxa"/>
+              <w:bottom w:w="0" w:type="dxa"/>
+              <w:end w:w="0" w:type="dxa"/>
+            </w:tcMar>
+            <w:tcBorders>
+              <w:top w:val="nil"/>
+              <w:bottom w:val="single" w:sz="5" w:space="0" w:color="CBD5E1"/>
+              <w:start w:val="nil"/>
+              <w:end w:val="nil"/>
+            </w:tcBorders>
+          </w:tcPr>
+          <w:p>
+            <w:pPr>
+              <w:spacing w:before="0" w:after="0" w:line="240" w:lineRule="auto"/>
+            </w:pPr>
+            <w:r>
+              <w:t xml:space="preserve"> </w:t>
+            </w:r>
+          </w:p>
+        </w:tc>
+      </w:tr>
+      <w:tr>
+        <w:trPr>
+          <w:trHeight w:val="414" w:hRule="atLeast"/>
+        </w:trPr>
+        <w:tc>
+          <w:tcPr>
+            <w:tcW w:type="dxa" w:w="9865"/>
+            <w:tcMar>
+              <w:top w:w="0" w:type="dxa"/>
+              <w:start w:w="0" w:type="dxa"/>
+              <w:bottom w:w="0" w:type="dxa"/>
+              <w:end w:w="0" w:type="dxa"/>
+            </w:tcMar>
+            <w:tcBorders>
+              <w:top w:val="nil"/>
+              <w:bottom w:val="single" w:sz="5" w:space="0" w:color="CBD5E1"/>
+              <w:start w:val="nil"/>
+              <w:end w:val="nil"/>
+            </w:tcBorders>
+          </w:tcPr>
+          <w:p>
+            <w:pPr>
+              <w:spacing w:before="0" w:after="0" w:line="240" w:lineRule="auto"/>
+            </w:pPr>
+            <w:r>
+              <w:t xml:space="preserve"> </w:t>
+            </w:r>
+          </w:p>
+        </w:tc>
+      </w:tr>
+      <w:tr>
+        <w:trPr>
+          <w:trHeight w:val="414" w:hRule="atLeast"/>
+        </w:trPr>
+        <w:tc>
+          <w:tcPr>
+            <w:tcW w:type="dxa" w:w="9865"/>
+            <w:tcMar>
+              <w:top w:w="0" w:type="dxa"/>
+              <w:start w:w="0" w:type="dxa"/>
+              <w:bottom w:w="0" w:type="dxa"/>
+              <w:end w:w="0" w:type="dxa"/>
+            </w:tcMar>
+            <w:tcBorders>
+              <w:top w:val="nil"/>
+              <w:bottom w:val="single" w:sz="5" w:space="0" w:color="CBD5E1"/>
+              <w:start w:val="nil"/>
+              <w:end w:val="nil"/>
+            </w:tcBorders>
+          </w:tcPr>
+          <w:p>
+            <w:pPr>
+              <w:spacing w:before="0" w:after="0" w:line="240" w:lineRule="auto"/>
+            </w:pPr>
+            <w:r>
+              <w:t xml:space="preserve"> </w:t>
+            </w:r>
+          </w:p>
+        </w:tc>
+      </w:tr>
+      <w:tr>
+        <w:trPr>
+          <w:trHeight w:val="414" w:hRule="atLeast"/>
+        </w:trPr>
+        <w:tc>
+          <w:tcPr>
+            <w:tcW w:type="dxa" w:w="9865"/>
+            <w:tcMar>
+              <w:top w:w="0" w:type="dxa"/>
+              <w:start w:w="0" w:type="dxa"/>
+              <w:bottom w:w="0" w:type="dxa"/>
+              <w:end w:w="0" w:type="dxa"/>
+            </w:tcMar>
+            <w:tcBorders>
+              <w:top w:val="nil"/>
+              <w:bottom w:val="single" w:sz="5" w:space="0" w:color="CBD5E1"/>
+              <w:start w:val="nil"/>
+              <w:end w:val="nil"/>
+            </w:tcBorders>
+          </w:tcPr>
+          <w:p>
+            <w:pPr>
+              <w:spacing w:before="0" w:after="0" w:line="240" w:lineRule="auto"/>
+            </w:pPr>
+            <w:r>
+              <w:t xml:space="preserve"> </w:t>
+            </w:r>
+          </w:p>
+        </w:tc>
+      </w:tr>
+      <w:tr>
+        <w:trPr>
+          <w:trHeight w:val="414" w:hRule="atLeast"/>
+        </w:trPr>
+        <w:tc>
+          <w:tcPr>
+            <w:tcW w:type="dxa" w:w="9865"/>
+            <w:tcMar>
+              <w:top w:w="0" w:type="dxa"/>
+              <w:start w:w="0" w:type="dxa"/>
+              <w:bottom w:w="0" w:type="dxa"/>
+              <w:end w:w="0" w:type="dxa"/>
+            </w:tcMar>
+            <w:tcBorders>
+              <w:top w:val="nil"/>
+              <w:bottom w:val="single" w:sz="5" w:space="0" w:color="CBD5E1"/>
+              <w:start w:val="nil"/>
+              <w:end w:val="nil"/>
+            </w:tcBorders>
+          </w:tcPr>
+          <w:p>
+            <w:pPr>
+              <w:spacing w:before="0" w:after="0" w:line="240" w:lineRule="auto"/>
+            </w:pPr>
+            <w:r>
+              <w:t xml:space="preserve"> </w:t>
+            </w:r>
+          </w:p>
+        </w:tc>
+      </w:tr>
+      <w:tr>
+        <w:trPr>
+          <w:trHeight w:val="414" w:hRule="atLeast"/>
+        </w:trPr>
+        <w:tc>
+          <w:tcPr>
+            <w:tcW w:type="dxa" w:w="9865"/>
+            <w:tcMar>
+              <w:top w:w="0" w:type="dxa"/>
+              <w:start w:w="0" w:type="dxa"/>
+              <w:bottom w:w="0" w:type="dxa"/>
+              <w:end w:w="0" w:type="dxa"/>
+            </w:tcMar>
+            <w:tcBorders>
+              <w:top w:val="nil"/>
+              <w:bottom w:val="single" w:sz="5" w:space="0" w:color="CBD5E1"/>
+              <w:start w:val="nil"/>
+              <w:end w:val="nil"/>
+            </w:tcBorders>
+          </w:tcPr>
+          <w:p>
+            <w:pPr>
+              <w:spacing w:before="0" w:after="0" w:line="240" w:lineRule="auto"/>
+            </w:pPr>
+            <w:r>
+              <w:t xml:space="preserve"> </w:t>
+            </w:r>
+          </w:p>
+        </w:tc>
+      </w:tr>
+      <w:tr>
+        <w:trPr>
+          <w:trHeight w:val="414" w:hRule="atLeast"/>
+        </w:trPr>
+        <w:tc>
+          <w:tcPr>
+            <w:tcW w:type="dxa" w:w="9865"/>
+            <w:tcMar>
+              <w:top w:w="0" w:type="dxa"/>
+              <w:start w:w="0" w:type="dxa"/>
+              <w:bottom w:w="0" w:type="dxa"/>
+              <w:end w:w="0" w:type="dxa"/>
+            </w:tcMar>
+            <w:tcBorders>
+              <w:top w:val="nil"/>
+              <w:bottom w:val="single" w:sz="5" w:space="0" w:color="CBD5E1"/>
+              <w:start w:val="nil"/>
+              <w:end w:val="nil"/>
+            </w:tcBorders>
+          </w:tcPr>
+          <w:p>
+            <w:pPr>
+              <w:spacing w:before="0" w:after="0" w:line="240" w:lineRule="auto"/>
+            </w:pPr>
+            <w:r>
+              <w:t xml:space="preserve"> </w:t>
+            </w:r>
+          </w:p>
+        </w:tc>
+      </w:tr>
+      <w:tr>
+        <w:trPr>
+          <w:trHeight w:val="414" w:hRule="atLeast"/>
+        </w:trPr>
+        <w:tc>
+          <w:tcPr>
+            <w:tcW w:type="dxa" w:w="9865"/>
+            <w:tcMar>
+              <w:top w:w="0" w:type="dxa"/>
+              <w:start w:w="0" w:type="dxa"/>
+              <w:bottom w:w="0" w:type="dxa"/>
+              <w:end w:w="0" w:type="dxa"/>
+            </w:tcMar>
+            <w:tcBorders>
+              <w:top w:val="nil"/>
+              <w:bottom w:val="single" w:sz="5" w:space="0" w:color="CBD5E1"/>
+              <w:start w:val="nil"/>
+              <w:end w:val="nil"/>
+            </w:tcBorders>
+          </w:tcPr>
+          <w:p>
+            <w:pPr>
+              <w:spacing w:before="0" w:after="0" w:line="240" w:lineRule="auto"/>
+            </w:pPr>
+            <w:r>
+              <w:t xml:space="preserve"> </w:t>
+            </w:r>
+          </w:p>
+        </w:tc>
+      </w:tr>
+      <w:tr>
+        <w:trPr>
+          <w:trHeight w:val="414" w:hRule="atLeast"/>
+        </w:trPr>
+        <w:tc>
+          <w:tcPr>
+            <w:tcW w:type="dxa" w:w="9865"/>
+            <w:tcMar>
+              <w:top w:w="0" w:type="dxa"/>
+              <w:start w:w="0" w:type="dxa"/>
+              <w:bottom w:w="0" w:type="dxa"/>
+              <w:end w:w="0" w:type="dxa"/>
+            </w:tcMar>
+            <w:tcBorders>
+              <w:top w:val="nil"/>
+              <w:bottom w:val="single" w:sz="5" w:space="0" w:color="CBD5E1"/>
+              <w:start w:val="nil"/>
+              <w:end w:val="nil"/>
+            </w:tcBorders>
+          </w:tcPr>
+          <w:p>
+            <w:pPr>
+              <w:spacing w:before="0" w:after="0" w:line="240" w:lineRule="auto"/>
+            </w:pPr>
+            <w:r>
+              <w:t xml:space="preserve"> </w:t>
+            </w:r>
+          </w:p>
+        </w:tc>
+      </w:tr>
+    </w:tbl>
+    <w:p>
+      <w:pPr>
+        <w:keepNext/>
+        <w:keepLines w:val="0"/>
+        <w:spacing w:before="80" w:after="20" w:line="293" w:lineRule="auto"/>
+      </w:pPr>
+      <w:r>
+        <w:rPr>
+          <w:rFonts w:ascii="Arial Unicode MS" w:hAnsi="Arial Unicode MS" w:eastAsia="Arial Unicode MS"/>
+          <w:b/>
+          <w:i w:val="0"/>
+          <w:color w:val="1A2340"/>
+          <w:sz w:val="30"/>
+        </w:rPr>
+        <w:t>80–90 分回查</w:t>
+      </w:r>
+    </w:p>
+    <w:p>
+      <w:pPr>
+        <w:keepNext w:val="0"/>
+        <w:keepLines w:val="0"/>
+        <w:spacing w:before="0" w:after="20" w:line="293" w:lineRule="auto"/>
+      </w:pPr>
+      <w:r>
+        <w:rPr>
+          <w:rFonts w:ascii="Arial Unicode MS" w:hAnsi="Arial Unicode MS" w:eastAsia="Arial Unicode MS"/>
+          <w:b w:val="0"/>
+          <w:i w:val="0"/>
+          <w:color w:val="1A2340"/>
+          <w:sz w:val="22"/>
+        </w:rPr>
+        <w:t>圈出自己一處「誰／多少／一定」的範圍；回到段號，在原句旁修訂或寫保留理由。</w:t>
+      </w:r>
+    </w:p>
+    <w:tbl>
+      <w:tblPr>
+        <w:tblW w:type="dxa" w:w="9865"/>
+        <w:jc w:val="left"/>
+        <w:tblLayout w:type="fixed"/>
+        <w:tblLook w:firstColumn="1" w:firstRow="1" w:lastColumn="0" w:lastRow="0" w:noHBand="0" w:noVBand="1" w:val="04A0"/>
+        <w:tblInd w:type="dxa" w:w="0"/>
+      </w:tblPr>
+      <w:tblGrid>
+        <w:gridCol w:w="9865"/>
+      </w:tblGrid>
+      <w:tr>
+        <w:trPr>
+          <w:trHeight w:val="414" w:hRule="atLeast"/>
+        </w:trPr>
+        <w:tc>
+          <w:tcPr>
+            <w:tcW w:type="dxa" w:w="9865"/>
+            <w:tcMar>
+              <w:top w:w="0" w:type="dxa"/>
+              <w:start w:w="0" w:type="dxa"/>
+              <w:bottom w:w="0" w:type="dxa"/>
+              <w:end w:w="0" w:type="dxa"/>
+            </w:tcMar>
+            <w:tcBorders>
+              <w:top w:val="nil"/>
+              <w:bottom w:val="single" w:sz="5" w:space="0" w:color="CBD5E1"/>
+              <w:start w:val="nil"/>
+              <w:end w:val="nil"/>
+            </w:tcBorders>
+          </w:tcPr>
+          <w:p>
+            <w:pPr>
+              <w:spacing w:before="0" w:after="0" w:line="240" w:lineRule="auto"/>
+            </w:pPr>
+            <w:r>
+              <w:t xml:space="preserve"> </w:t>
+            </w:r>
+          </w:p>
+        </w:tc>
+      </w:tr>
+    </w:tbl>
+    <w:p>
+      <w:pPr>
+        <w:spacing w:after="0"/>
+      </w:pPr>
+      <w:r>
+        <w:br w:type="page"/>
+      </w:r>
+    </w:p>
+    <w:p>
+      <w:pPr>
+        <w:keepNext/>
+        <w:keepLines w:val="0"/>
+        <w:pageBreakBefore w:val="0"/>
+        <w:spacing w:before="0" w:after="60" w:line="293" w:lineRule="auto"/>
+      </w:pPr>
+      <w:r>
+        <w:rPr>
+          <w:rFonts w:ascii="JetBrains Mono" w:hAnsi="JetBrains Mono" w:eastAsia="Arial Unicode MS"/>
+          <w:b/>
+          <w:i w:val="0"/>
+          <w:color w:val="1D4ED8"/>
+          <w:sz w:val="22"/>
+        </w:rPr>
+        <w:t>W8 / 04</w:t>
+      </w:r>
+    </w:p>
+    <w:p>
+      <w:pPr>
+        <w:keepNext/>
+        <w:keepLines w:val="0"/>
+        <w:spacing w:before="0" w:after="80" w:line="252" w:lineRule="auto"/>
+      </w:pPr>
+      <w:r>
+        <w:rPr>
+          <w:rFonts w:ascii="Arial Unicode MS" w:hAnsi="Arial Unicode MS" w:eastAsia="Arial Unicode MS"/>
+          <w:b/>
+          <w:i w:val="0"/>
+          <w:color w:val="1A2340"/>
+          <w:sz w:val="44"/>
+        </w:rPr>
+        <w:t>收束與課後選做</w:t>
+      </w:r>
+    </w:p>
+    <w:p>
+      <w:pPr>
+        <w:keepNext w:val="0"/>
+        <w:keepLines w:val="0"/>
+        <w:spacing w:before="0" w:after="140" w:line="293" w:lineRule="auto"/>
+      </w:pPr>
+      <w:r>
+        <w:rPr>
+          <w:rFonts w:ascii="Arial Unicode MS" w:hAnsi="Arial Unicode MS" w:eastAsia="Arial Unicode MS"/>
+          <w:b w:val="0"/>
+          <w:i w:val="0"/>
+          <w:color w:val="5B6573"/>
+          <w:sz w:val="22"/>
+        </w:rPr>
+        <w:t>本頁隨整本保管，不讀、不計分。可留白；課後練習不追交、不列學習關卡。</w:t>
+      </w:r>
+    </w:p>
+    <w:p>
+      <w:pPr>
+        <w:keepNext/>
+        <w:keepLines w:val="0"/>
+        <w:spacing w:before="80" w:after="20" w:line="293" w:lineRule="auto"/>
+      </w:pPr>
+      <w:r>
+        <w:rPr>
+          <w:rFonts w:ascii="Arial Unicode MS" w:hAnsi="Arial Unicode MS" w:eastAsia="Arial Unicode MS"/>
+          <w:b/>
+          <w:i w:val="0"/>
+          <w:color w:val="1A2340"/>
+          <w:sz w:val="30"/>
+        </w:rPr>
+        <w:t>W9 定位｜不評分</w:t>
+      </w:r>
+    </w:p>
+    <w:p>
+      <w:pPr>
+        <w:keepNext w:val="0"/>
+        <w:keepLines w:val="0"/>
+        <w:spacing w:before="0" w:after="20" w:line="293" w:lineRule="auto"/>
+      </w:pPr>
+      <w:r>
+        <w:rPr>
+          <w:rFonts w:ascii="Arial Unicode MS" w:hAnsi="Arial Unicode MS" w:eastAsia="Arial Unicode MS"/>
+          <w:b w:val="0"/>
+          <w:i w:val="0"/>
+          <w:color w:val="1A2340"/>
+          <w:sz w:val="22"/>
+        </w:rPr>
+        <w:t>我下次要取回第 3 頁的第＿＿句；根據在第＿＿頁／＿＿段。不重抄漂亮版。</w:t>
+      </w:r>
+    </w:p>
+    <w:tbl>
+      <w:tblPr>
+        <w:tblW w:type="dxa" w:w="9865"/>
+        <w:jc w:val="left"/>
+        <w:tblLayout w:type="fixed"/>
+        <w:tblLook w:firstColumn="1" w:firstRow="1" w:lastColumn="0" w:lastRow="0" w:noHBand="0" w:noVBand="1" w:val="04A0"/>
+        <w:tblInd w:type="dxa" w:w="0"/>
+      </w:tblPr>
+      <w:tblGrid>
+        <w:gridCol w:w="9865"/>
+      </w:tblGrid>
+      <w:tr>
+        <w:trPr>
+          <w:trHeight w:val="437" w:hRule="atLeast"/>
+        </w:trPr>
+        <w:tc>
+          <w:tcPr>
+            <w:tcW w:type="dxa" w:w="9865"/>
+            <w:tcMar>
+              <w:top w:w="0" w:type="dxa"/>
+              <w:start w:w="0" w:type="dxa"/>
+              <w:bottom w:w="0" w:type="dxa"/>
+              <w:end w:w="0" w:type="dxa"/>
+            </w:tcMar>
+            <w:tcBorders>
+              <w:top w:val="nil"/>
+              <w:bottom w:val="single" w:sz="5" w:space="0" w:color="CBD5E1"/>
+              <w:start w:val="nil"/>
+              <w:end w:val="nil"/>
+            </w:tcBorders>
+          </w:tcPr>
+          <w:p>
+            <w:pPr>
+              <w:spacing w:before="0" w:after="0" w:line="240" w:lineRule="auto"/>
+            </w:pPr>
+            <w:r>
+              <w:t xml:space="preserve"> </w:t>
+            </w:r>
+          </w:p>
+        </w:tc>
+      </w:tr>
+    </w:tbl>
+    <w:p>
+      <w:pPr>
+        <w:keepNext/>
+        <w:keepLines w:val="0"/>
+        <w:spacing w:before="80" w:after="20" w:line="293" w:lineRule="auto"/>
+      </w:pPr>
+      <w:r>
+        <w:rPr>
+          <w:rFonts w:ascii="Arial Unicode MS" w:hAnsi="Arial Unicode MS" w:eastAsia="Arial Unicode MS"/>
+          <w:b/>
+          <w:i w:val="0"/>
+          <w:color w:val="1A2340"/>
+          <w:sz w:val="30"/>
+        </w:rPr>
+        <w:t>完成確認</w:t>
+      </w:r>
+    </w:p>
+    <w:p>
+      <w:pPr>
+        <w:keepNext w:val="0"/>
+        <w:keepLines w:val="0"/>
+        <w:spacing w:before="0" w:after="20" w:line="293" w:lineRule="auto"/>
+      </w:pPr>
+      <w:r>
+        <w:rPr>
+          <w:rFonts w:ascii="Arial Unicode MS" w:hAnsi="Arial Unicode MS" w:eastAsia="Arial Unicode MS"/>
+          <w:b w:val="0"/>
+          <w:i w:val="0"/>
+          <w:color w:val="1A2340"/>
+          <w:sz w:val="22"/>
+        </w:rPr>
+        <w:t>□ 第 1–3 頁保留自己的判讀與修訂　□ 拍自己的第 1–4 頁上傳原 Classroom 作業並確認已繳交　□ 八頁整本交老師　□ 私人小卡自留</w:t>
+      </w:r>
+    </w:p>
+    <w:p>
+      <w:pPr>
+        <w:keepNext/>
+        <w:keepLines w:val="0"/>
+        <w:spacing w:before="80" w:after="20" w:line="293" w:lineRule="auto"/>
+      </w:pPr>
+      <w:r>
+        <w:rPr>
+          <w:rFonts w:ascii="Arial Unicode MS" w:hAnsi="Arial Unicode MS" w:eastAsia="Arial Unicode MS"/>
+          <w:b/>
+          <w:i w:val="0"/>
+          <w:color w:val="1A2340"/>
+          <w:sz w:val="30"/>
+        </w:rPr>
+        <w:t>個人反思｜可留白</w:t>
+      </w:r>
+    </w:p>
+    <w:p>
+      <w:pPr>
+        <w:keepNext w:val="0"/>
+        <w:keepLines w:val="0"/>
+        <w:spacing w:before="0" w:after="20" w:line="293" w:lineRule="auto"/>
+      </w:pPr>
+      <w:r>
+        <w:rPr>
+          <w:rFonts w:ascii="Arial Unicode MS" w:hAnsi="Arial Unicode MS" w:eastAsia="Arial Unicode MS"/>
+          <w:b w:val="0"/>
+          <w:i w:val="0"/>
+          <w:color w:val="1A2340"/>
+          <w:sz w:val="22"/>
+        </w:rPr>
+        <w:t>哪一種呈現最先影響我？我後來怎麼處理它？不能交出的私事另寫在自己的紙。</w:t>
+      </w:r>
+    </w:p>
+    <w:tbl>
+      <w:tblPr>
+        <w:tblW w:type="dxa" w:w="9865"/>
+        <w:jc w:val="left"/>
+        <w:tblLayout w:type="fixed"/>
+        <w:tblLook w:firstColumn="1" w:firstRow="1" w:lastColumn="0" w:lastRow="0" w:noHBand="0" w:noVBand="1" w:val="04A0"/>
+        <w:tblInd w:type="dxa" w:w="0"/>
+      </w:tblPr>
+      <w:tblGrid>
+        <w:gridCol w:w="9865"/>
+      </w:tblGrid>
+      <w:tr>
+        <w:trPr>
+          <w:trHeight w:val="437" w:hRule="atLeast"/>
+        </w:trPr>
+        <w:tc>
+          <w:tcPr>
+            <w:tcW w:type="dxa" w:w="9865"/>
+            <w:tcMar>
+              <w:top w:w="0" w:type="dxa"/>
+              <w:start w:w="0" w:type="dxa"/>
+              <w:bottom w:w="0" w:type="dxa"/>
+              <w:end w:w="0" w:type="dxa"/>
+            </w:tcMar>
+            <w:tcBorders>
+              <w:top w:val="nil"/>
+              <w:bottom w:val="single" w:sz="5" w:space="0" w:color="CBD5E1"/>
+              <w:start w:val="nil"/>
+              <w:end w:val="nil"/>
+            </w:tcBorders>
+          </w:tcPr>
+          <w:p>
+            <w:pPr>
+              <w:spacing w:before="0" w:after="0" w:line="240" w:lineRule="auto"/>
+            </w:pPr>
+            <w:r>
+              <w:t xml:space="preserve"> </w:t>
+            </w:r>
+          </w:p>
+        </w:tc>
+      </w:tr>
+      <w:tr>
+        <w:trPr>
+          <w:trHeight w:val="437" w:hRule="atLeast"/>
+        </w:trPr>
+        <w:tc>
+          <w:tcPr>
+            <w:tcW w:type="dxa" w:w="9865"/>
+            <w:tcMar>
+              <w:top w:w="0" w:type="dxa"/>
+              <w:start w:w="0" w:type="dxa"/>
+              <w:bottom w:w="0" w:type="dxa"/>
+              <w:end w:w="0" w:type="dxa"/>
+            </w:tcMar>
+            <w:tcBorders>
+              <w:top w:val="nil"/>
+              <w:bottom w:val="single" w:sz="5" w:space="0" w:color="CBD5E1"/>
+              <w:start w:val="nil"/>
+              <w:end w:val="nil"/>
+            </w:tcBorders>
+          </w:tcPr>
+          <w:p>
+            <w:pPr>
+              <w:spacing w:before="0" w:after="0" w:line="240" w:lineRule="auto"/>
+            </w:pPr>
+            <w:r>
+              <w:t xml:space="preserve"> </w:t>
+            </w:r>
+          </w:p>
+        </w:tc>
+      </w:tr>
+    </w:tbl>
+    <w:p>
+      <w:pPr>
+        <w:keepNext/>
+        <w:keepLines w:val="0"/>
+        <w:spacing w:before="80" w:after="20" w:line="293" w:lineRule="auto"/>
+      </w:pPr>
+      <w:r>
+        <w:rPr>
+          <w:rFonts w:ascii="Arial Unicode MS" w:hAnsi="Arial Unicode MS" w:eastAsia="Arial Unicode MS"/>
+          <w:b/>
+          <w:i w:val="0"/>
+          <w:color w:val="1A2340"/>
+          <w:sz w:val="30"/>
+        </w:rPr>
+        <w:t>課後選做｜自習室</w:t>
+      </w:r>
+    </w:p>
+    <w:p>
+      <w:pPr>
+        <w:keepNext w:val="0"/>
+        <w:keepLines w:val="0"/>
+        <w:spacing w:before="0" w:after="20" w:line="293" w:lineRule="auto"/>
+      </w:pPr>
+      <w:r>
+        <w:rPr>
+          <w:rFonts w:ascii="Arial Unicode MS" w:hAnsi="Arial Unicode MS" w:eastAsia="Arial Unicode MS"/>
+          <w:b w:val="0"/>
+          <w:i w:val="0"/>
+          <w:color w:val="1A2340"/>
+          <w:sz w:val="22"/>
+        </w:rPr>
+        <w:t>只有一間教室、午休 30 分鐘，最近兩天有人抱怨太吵。有人想安靜讀書，有人想一起解題。先提暫時做法與兩項根據。</w:t>
+      </w:r>
+    </w:p>
+    <w:tbl>
+      <w:tblPr>
+        <w:tblW w:type="dxa" w:w="9865"/>
+        <w:jc w:val="left"/>
+        <w:tblLayout w:type="fixed"/>
+        <w:tblLook w:firstColumn="1" w:firstRow="1" w:lastColumn="0" w:lastRow="0" w:noHBand="0" w:noVBand="1" w:val="04A0"/>
+        <w:tblInd w:type="dxa" w:w="0"/>
+      </w:tblPr>
+      <w:tblGrid>
+        <w:gridCol w:w="9865"/>
+      </w:tblGrid>
+      <w:tr>
+        <w:trPr>
+          <w:trHeight w:val="437" w:hRule="atLeast"/>
+        </w:trPr>
+        <w:tc>
+          <w:tcPr>
+            <w:tcW w:type="dxa" w:w="9865"/>
+            <w:tcMar>
+              <w:top w:w="0" w:type="dxa"/>
+              <w:start w:w="0" w:type="dxa"/>
+              <w:bottom w:w="0" w:type="dxa"/>
+              <w:end w:w="0" w:type="dxa"/>
+            </w:tcMar>
+            <w:tcBorders>
+              <w:top w:val="nil"/>
+              <w:bottom w:val="single" w:sz="5" w:space="0" w:color="CBD5E1"/>
+              <w:start w:val="nil"/>
+              <w:end w:val="nil"/>
+            </w:tcBorders>
+          </w:tcPr>
+          <w:p>
+            <w:pPr>
+              <w:spacing w:before="0" w:after="0" w:line="240" w:lineRule="auto"/>
+            </w:pPr>
+            <w:r>
+              <w:t xml:space="preserve"> </w:t>
+            </w:r>
+          </w:p>
+        </w:tc>
+      </w:tr>
+      <w:tr>
+        <w:trPr>
+          <w:trHeight w:val="437" w:hRule="atLeast"/>
+        </w:trPr>
+        <w:tc>
+          <w:tcPr>
+            <w:tcW w:type="dxa" w:w="9865"/>
+            <w:tcMar>
+              <w:top w:w="0" w:type="dxa"/>
+              <w:start w:w="0" w:type="dxa"/>
+              <w:bottom w:w="0" w:type="dxa"/>
+              <w:end w:w="0" w:type="dxa"/>
+            </w:tcMar>
+            <w:tcBorders>
+              <w:top w:val="nil"/>
+              <w:bottom w:val="single" w:sz="5" w:space="0" w:color="CBD5E1"/>
+              <w:start w:val="nil"/>
+              <w:end w:val="nil"/>
+            </w:tcBorders>
+          </w:tcPr>
+          <w:p>
+            <w:pPr>
+              <w:spacing w:before="0" w:after="0" w:line="240" w:lineRule="auto"/>
+            </w:pPr>
+            <w:r>
+              <w:t xml:space="preserve"> </w:t>
+            </w:r>
+          </w:p>
+        </w:tc>
+      </w:tr>
+    </w:tbl>
+    <w:p>
+      <w:pPr>
+        <w:keepNext/>
+        <w:keepLines w:val="0"/>
+        <w:spacing w:before="80" w:after="20" w:line="293" w:lineRule="auto"/>
+      </w:pPr>
+      <w:r>
+        <w:rPr>
+          <w:rFonts w:ascii="Arial Unicode MS" w:hAnsi="Arial Unicode MS" w:eastAsia="Arial Unicode MS"/>
+          <w:b/>
+          <w:i w:val="0"/>
+          <w:color w:val="1A2340"/>
+          <w:sz w:val="30"/>
+        </w:rPr>
+        <w:t>選做再想｜不追交</w:t>
+      </w:r>
+    </w:p>
+    <w:p>
+      <w:pPr>
+        <w:keepNext w:val="0"/>
+        <w:keepLines w:val="0"/>
+        <w:spacing w:before="0" w:after="20" w:line="293" w:lineRule="auto"/>
+      </w:pPr>
+      <w:r>
+        <w:rPr>
+          <w:rFonts w:ascii="Arial Unicode MS" w:hAnsi="Arial Unicode MS" w:eastAsia="Arial Unicode MS"/>
+          <w:b w:val="0"/>
+          <w:i w:val="0"/>
+          <w:color w:val="1A2340"/>
+          <w:sz w:val="22"/>
+        </w:rPr>
+        <w:t>若下週考試，有人需要提問，有人很容易被小聲談話打斷：你會加什麼條件？何時應調整？</w:t>
+      </w:r>
+    </w:p>
+    <w:tbl>
+      <w:tblPr>
+        <w:tblW w:type="dxa" w:w="9865"/>
+        <w:jc w:val="left"/>
+        <w:tblLayout w:type="fixed"/>
+        <w:tblLook w:firstColumn="1" w:firstRow="1" w:lastColumn="0" w:lastRow="0" w:noHBand="0" w:noVBand="1" w:val="04A0"/>
+        <w:tblInd w:type="dxa" w:w="0"/>
+      </w:tblPr>
+      <w:tblGrid>
+        <w:gridCol w:w="9865"/>
+      </w:tblGrid>
+      <w:tr>
+        <w:trPr>
+          <w:trHeight w:val="437" w:hRule="atLeast"/>
+        </w:trPr>
+        <w:tc>
+          <w:tcPr>
+            <w:tcW w:type="dxa" w:w="9865"/>
+            <w:tcMar>
+              <w:top w:w="0" w:type="dxa"/>
+              <w:start w:w="0" w:type="dxa"/>
+              <w:bottom w:w="0" w:type="dxa"/>
+              <w:end w:w="0" w:type="dxa"/>
+            </w:tcMar>
+            <w:tcBorders>
+              <w:top w:val="nil"/>
+              <w:bottom w:val="single" w:sz="5" w:space="0" w:color="CBD5E1"/>
+              <w:start w:val="nil"/>
+              <w:end w:val="nil"/>
+            </w:tcBorders>
+          </w:tcPr>
+          <w:p>
+            <w:pPr>
+              <w:spacing w:before="0" w:after="0" w:line="240" w:lineRule="auto"/>
+            </w:pPr>
+            <w:r>
+              <w:t xml:space="preserve"> </w:t>
+            </w:r>
+          </w:p>
+        </w:tc>
+      </w:tr>
+      <w:tr>
+        <w:trPr>
+          <w:trHeight w:val="437" w:hRule="atLeast"/>
+        </w:trPr>
+        <w:tc>
+          <w:tcPr>
+            <w:tcW w:type="dxa" w:w="9865"/>
+            <w:tcMar>
+              <w:top w:w="0" w:type="dxa"/>
+              <w:start w:w="0" w:type="dxa"/>
+              <w:bottom w:w="0" w:type="dxa"/>
+              <w:end w:w="0" w:type="dxa"/>
+            </w:tcMar>
+            <w:tcBorders>
+              <w:top w:val="nil"/>
+              <w:bottom w:val="single" w:sz="5" w:space="0" w:color="CBD5E1"/>
+              <w:start w:val="nil"/>
+              <w:end w:val="nil"/>
+            </w:tcBorders>
+          </w:tcPr>
+          <w:p>
+            <w:pPr>
+              <w:spacing w:before="0" w:after="0" w:line="240" w:lineRule="auto"/>
+            </w:pPr>
+            <w:r>
+              <w:t xml:space="preserve"> </w:t>
+            </w:r>
+          </w:p>
+        </w:tc>
+      </w:tr>
+    </w:tbl>
+    <w:p>
+      <w:pPr>
+        <w:spacing w:after="0"/>
+      </w:pPr>
+      <w:r>
+        <w:br w:type="page"/>
+      </w:r>
+    </w:p>
+    <w:p>
+      <w:pPr>
+        <w:keepNext/>
+        <w:keepLines w:val="0"/>
+        <w:pageBreakBefore w:val="0"/>
+        <w:spacing w:before="0" w:after="60" w:line="293" w:lineRule="auto"/>
+      </w:pPr>
+      <w:r>
+        <w:rPr>
+          <w:rFonts w:ascii="JetBrains Mono" w:hAnsi="JetBrains Mono" w:eastAsia="Arial Unicode MS"/>
+          <w:b/>
+          <w:i w:val="0"/>
+          <w:color w:val="1D4ED8"/>
+          <w:sz w:val="22"/>
+        </w:rPr>
+        <w:t>W8 / 05</w:t>
+      </w:r>
+    </w:p>
+    <w:p>
+      <w:pPr>
+        <w:keepNext/>
+        <w:keepLines w:val="0"/>
+        <w:spacing w:before="0" w:after="80" w:line="252" w:lineRule="auto"/>
+      </w:pPr>
+      <w:r>
+        <w:rPr>
+          <w:rFonts w:ascii="Arial Unicode MS" w:hAnsi="Arial Unicode MS" w:eastAsia="Arial Unicode MS"/>
+          <w:b/>
+          <w:i w:val="0"/>
+          <w:color w:val="1A2340"/>
+          <w:sz w:val="44"/>
+        </w:rPr>
+        <w:t>材料 A｜高鐵寧靜車廂續推　近9成民眾支持</w:t>
+      </w:r>
+    </w:p>
+    <w:p>
+      <w:pPr>
+        <w:keepNext w:val="0"/>
+        <w:keepLines w:val="0"/>
+        <w:spacing w:before="0" w:after="140" w:line="293" w:lineRule="auto"/>
+      </w:pPr>
+      <w:r>
+        <w:rPr>
+          <w:rFonts w:ascii="Arial Unicode MS" w:hAnsi="Arial Unicode MS" w:eastAsia="Arial Unicode MS"/>
+          <w:b w:val="0"/>
+          <w:i w:val="0"/>
+          <w:color w:val="5B6573"/>
+          <w:sz w:val="22"/>
+        </w:rPr>
+        <w:t>保留原標題。以下為教師重排摘要，段號不是原報導段落；比較入口只用原標題。</w:t>
+      </w:r>
+    </w:p>
+    <w:p>
+      <w:pPr>
+        <w:keepNext w:val="0"/>
+        <w:keepLines w:val="0"/>
+        <w:spacing w:before="0" w:after="240" w:line="293" w:lineRule="auto"/>
+      </w:pPr>
+      <w:r>
+        <w:rPr>
+          <w:rFonts w:ascii="Arial Unicode MS" w:hAnsi="Arial Unicode MS" w:eastAsia="Arial Unicode MS"/>
+          <w:b w:val="0"/>
+          <w:i w:val="0"/>
+          <w:color w:val="1A2340"/>
+          <w:sz w:val="22"/>
+        </w:rPr>
+        <w:t>中央社｜余曉涵｜2025-10-14 11:08</w:t>
+      </w:r>
+    </w:p>
+    <w:p>
+      <w:pPr>
+        <w:keepNext w:val="0"/>
+        <w:keepLines w:val="0"/>
+        <w:spacing w:before="140" w:after="280" w:line="293" w:lineRule="auto"/>
+      </w:pPr>
+      <w:r>
+        <w:rPr>
+          <w:rFonts w:ascii="Arial Unicode MS" w:hAnsi="Arial Unicode MS" w:eastAsia="Arial Unicode MS"/>
+          <w:b w:val="0"/>
+          <w:i w:val="0"/>
+          <w:color w:val="1A2340"/>
+          <w:sz w:val="28"/>
+        </w:rPr>
+        <w:t>A1｜高鐵表示，公司將繼續推動車廂寧靜文化，勸導在車廂講電話、使用影音不戴耳機與大聲交談。</w:t>
+      </w:r>
+    </w:p>
+    <w:p>
+      <w:pPr>
+        <w:keepNext w:val="0"/>
+        <w:keepLines w:val="0"/>
+        <w:spacing w:before="140" w:after="280" w:line="293" w:lineRule="auto"/>
+      </w:pPr>
+      <w:r>
+        <w:rPr>
+          <w:rFonts w:ascii="Arial Unicode MS" w:hAnsi="Arial Unicode MS" w:eastAsia="Arial Unicode MS"/>
+          <w:b w:val="0"/>
+          <w:i w:val="0"/>
+          <w:color w:val="1A2340"/>
+          <w:sz w:val="28"/>
+        </w:rPr>
+        <w:t>A2｜高鐵重申，勸導不包括孩童、嬰幼兒，以及因疾病等因素影響自主能力的旅客；服務人員應提供協助。報導也提到先前勸導牌已撤除，改以圖卡標語提醒。</w:t>
+      </w:r>
+    </w:p>
+    <w:p>
+      <w:pPr>
+        <w:keepNext w:val="0"/>
+        <w:keepLines w:val="0"/>
+        <w:spacing w:before="140" w:after="280" w:line="293" w:lineRule="auto"/>
+      </w:pPr>
+      <w:r>
+        <w:rPr>
+          <w:rFonts w:ascii="Arial Unicode MS" w:hAnsi="Arial Unicode MS" w:eastAsia="Arial Unicode MS"/>
+          <w:b w:val="0"/>
+          <w:i w:val="0"/>
+          <w:color w:val="1A2340"/>
+          <w:sz w:val="28"/>
+        </w:rPr>
+        <w:t>A3｜報導引述高鐵所做調查，稱近九成民眾支持；同段也呈現高鐵繼續推動的主張，也承諾改善親子友善措施。高鐵以「成效良好」描述目前情況。</w:t>
+      </w:r>
+    </w:p>
+    <w:p>
+      <w:pPr>
+        <w:keepNext/>
+        <w:keepLines w:val="0"/>
+        <w:spacing w:before="160" w:after="80" w:line="293" w:lineRule="auto"/>
+      </w:pPr>
+      <w:r>
+        <w:rPr>
+          <w:rFonts w:ascii="Arial Unicode MS" w:hAnsi="Arial Unicode MS" w:eastAsia="Arial Unicode MS"/>
+          <w:b/>
+          <w:i w:val="0"/>
+          <w:color w:val="1A2340"/>
+          <w:sz w:val="30"/>
+        </w:rPr>
+        <w:t>閱讀與圈記</w:t>
+      </w:r>
+    </w:p>
+    <w:p>
+      <w:pPr>
+        <w:keepNext w:val="0"/>
+        <w:keepLines w:val="0"/>
+        <w:spacing w:before="0" w:after="120" w:line="293" w:lineRule="auto"/>
+      </w:pPr>
+      <w:r>
+        <w:rPr>
+          <w:rFonts w:ascii="Arial Unicode MS" w:hAnsi="Arial Unicode MS" w:eastAsia="Arial Unicode MS"/>
+          <w:b w:val="0"/>
+          <w:i w:val="0"/>
+          <w:color w:val="1A2340"/>
+          <w:sz w:val="22"/>
+        </w:rPr>
+        <w:t>先讀完兩篇，再回第 1–2 頁留下自己的判讀。可以圈短語、註段號；不用整段重抄。</w:t>
+      </w:r>
+    </w:p>
+    <w:p>
+      <w:pPr>
+        <w:keepNext w:val="0"/>
+        <w:keepLines w:val="0"/>
+        <w:spacing w:before="0" w:after="240" w:line="293" w:lineRule="auto"/>
+      </w:pPr>
+      <w:r>
+        <w:rPr>
+          <w:rFonts w:ascii="Arial Unicode MS" w:hAnsi="Arial Unicode MS" w:eastAsia="Arial Unicode MS"/>
+          <w:b w:val="0"/>
+          <w:i w:val="0"/>
+          <w:color w:val="1A2340"/>
+          <w:sz w:val="22"/>
+        </w:rPr>
+        <w:t>兩篇談的是 2025 年 10 月 14 日的事件，不代表今天的乘車規定。先完成獨立判讀，第 80 分後由老師帶回查。</w:t>
+      </w:r>
+    </w:p>
+    <w:p>
+      <w:pPr>
+        <w:keepNext/>
+        <w:keepLines w:val="0"/>
+        <w:spacing w:before="140" w:after="80" w:line="293" w:lineRule="auto"/>
+      </w:pPr>
+      <w:r>
+        <w:rPr>
+          <w:rFonts w:ascii="Arial Unicode MS" w:hAnsi="Arial Unicode MS" w:eastAsia="Arial Unicode MS"/>
+          <w:b/>
+          <w:i w:val="0"/>
+          <w:color w:val="1A2340"/>
+          <w:sz w:val="30"/>
+        </w:rPr>
+        <w:t>原始來源</w:t>
+      </w:r>
+    </w:p>
+    <w:p>
+      <w:pPr>
+        <w:keepNext w:val="0"/>
+        <w:keepLines w:val="0"/>
+        <w:spacing w:before="0" w:after="120" w:line="293" w:lineRule="auto"/>
+      </w:pPr>
+      <w:r>
+        <w:rPr>
+          <w:rFonts w:ascii="Arial Unicode MS" w:hAnsi="Arial Unicode MS" w:eastAsia="Arial Unicode MS"/>
+          <w:b w:val="0"/>
+          <w:i w:val="0"/>
+          <w:color w:val="1A2340"/>
+          <w:sz w:val="18"/>
+        </w:rPr>
+        <w:t>https://www.cna.com.tw/news/ahel/202510140065.aspx</w:t>
+      </w:r>
+    </w:p>
+    <w:p>
+      <w:pPr>
+        <w:keepNext w:val="0"/>
+        <w:keepLines w:val="0"/>
+        <w:spacing w:before="0" w:after="120" w:line="293" w:lineRule="auto"/>
+      </w:pPr>
+      <w:r>
+        <w:rPr>
+          <w:rFonts w:ascii="Arial Unicode MS" w:hAnsi="Arial Unicode MS" w:eastAsia="Arial Unicode MS"/>
+          <w:b w:val="0"/>
+          <w:i w:val="0"/>
+          <w:color w:val="1A2340"/>
+          <w:sz w:val="20"/>
+        </w:rPr>
+        <w:t>完整內容及原影像權利屬原出版者。摘要供課堂閱讀，需核對語境時回查原文。第 5–6 頁隨整本保存，不另拍照上傳。</w:t>
+      </w:r>
+    </w:p>
+    <w:p>
+      <w:pPr>
+        <w:spacing w:after="0"/>
+      </w:pPr>
+      <w:r>
+        <w:br w:type="page"/>
+      </w:r>
+    </w:p>
+    <w:p>
+      <w:pPr>
+        <w:keepNext/>
+        <w:keepLines w:val="0"/>
+        <w:pageBreakBefore w:val="0"/>
+        <w:spacing w:before="0" w:after="60" w:line="293" w:lineRule="auto"/>
+      </w:pPr>
+      <w:r>
+        <w:rPr>
+          <w:rFonts w:ascii="JetBrains Mono" w:hAnsi="JetBrains Mono" w:eastAsia="Arial Unicode MS"/>
+          <w:b/>
+          <w:i w:val="0"/>
+          <w:color w:val="1D4ED8"/>
+          <w:sz w:val="22"/>
+        </w:rPr>
+        <w:t>W8 / 06</w:t>
+      </w:r>
+    </w:p>
+    <w:p>
+      <w:pPr>
+        <w:keepNext/>
+        <w:keepLines w:val="0"/>
+        <w:spacing w:before="0" w:after="80" w:line="252" w:lineRule="auto"/>
+      </w:pPr>
+      <w:r>
+        <w:rPr>
+          <w:rFonts w:ascii="Arial Unicode MS" w:hAnsi="Arial Unicode MS" w:eastAsia="Arial Unicode MS"/>
+          <w:b/>
+          <w:i w:val="0"/>
+          <w:color w:val="1A2340"/>
+          <w:sz w:val="44"/>
+        </w:rPr>
+        <w:t>材料 B｜寧靜車廂引爭議 高鐵已撤下宣導圖卡</w:t>
+      </w:r>
+    </w:p>
+    <w:p>
+      <w:pPr>
+        <w:keepNext w:val="0"/>
+        <w:keepLines w:val="0"/>
+        <w:spacing w:before="0" w:after="140" w:line="293" w:lineRule="auto"/>
+      </w:pPr>
+      <w:r>
+        <w:rPr>
+          <w:rFonts w:ascii="Arial Unicode MS" w:hAnsi="Arial Unicode MS" w:eastAsia="Arial Unicode MS"/>
+          <w:b w:val="0"/>
+          <w:i w:val="0"/>
+          <w:color w:val="5B6573"/>
+          <w:sz w:val="22"/>
+        </w:rPr>
+        <w:t>保留原標題。以下為教師重排摘要，段號不是原報導段落；比較入口只用原標題。</w:t>
+      </w:r>
+    </w:p>
+    <w:p>
+      <w:pPr>
+        <w:keepNext w:val="0"/>
+        <w:keepLines w:val="0"/>
+        <w:spacing w:before="0" w:after="240" w:line="293" w:lineRule="auto"/>
+      </w:pPr>
+      <w:r>
+        <w:rPr>
+          <w:rFonts w:ascii="Arial Unicode MS" w:hAnsi="Arial Unicode MS" w:eastAsia="Arial Unicode MS"/>
+          <w:b w:val="0"/>
+          <w:i w:val="0"/>
+          <w:color w:val="1A2340"/>
+          <w:sz w:val="22"/>
+        </w:rPr>
+        <w:t>公視新聞網｜莊志成、張國樑、薛宜家｜2025-10-14 13:25；21:00 更新</w:t>
+      </w:r>
+    </w:p>
+    <w:p>
+      <w:pPr>
+        <w:keepNext w:val="0"/>
+        <w:keepLines w:val="0"/>
+        <w:spacing w:before="140" w:after="280" w:line="293" w:lineRule="auto"/>
+      </w:pPr>
+      <w:r>
+        <w:rPr>
+          <w:rFonts w:ascii="Arial Unicode MS" w:hAnsi="Arial Unicode MS" w:eastAsia="Arial Unicode MS"/>
+          <w:b w:val="0"/>
+          <w:i w:val="0"/>
+          <w:color w:val="1A2340"/>
+          <w:sz w:val="28"/>
+        </w:rPr>
+        <w:t>B1｜受訪家長王景弘回報：有自閉症、正在發展口語的孩子在車上發聲時，他看到工作人員舉牌提醒降低音量，不知如何處理。這是家長敘述的經驗；不能省略孩子的處境。</w:t>
+      </w:r>
+    </w:p>
+    <w:p>
+      <w:pPr>
+        <w:keepNext w:val="0"/>
+        <w:keepLines w:val="0"/>
+        <w:spacing w:before="140" w:after="280" w:line="293" w:lineRule="auto"/>
+      </w:pPr>
+      <w:r>
+        <w:rPr>
+          <w:rFonts w:ascii="Arial Unicode MS" w:hAnsi="Arial Unicode MS" w:eastAsia="Arial Unicode MS"/>
+          <w:b w:val="0"/>
+          <w:i w:val="0"/>
+          <w:color w:val="1A2340"/>
+          <w:sz w:val="28"/>
+        </w:rPr>
+        <w:t>B2｜報導呈現民團對親子旅客處境的擔憂；受訪代表以「最不友善」形容相關回應，也有民團提出設置親子車廂的建議。交通部長則主張每節車廂都應對親子友善。</w:t>
+      </w:r>
+    </w:p>
+    <w:p>
+      <w:pPr>
+        <w:keepNext w:val="0"/>
+        <w:keepLines w:val="0"/>
+        <w:spacing w:before="140" w:after="280" w:line="293" w:lineRule="auto"/>
+      </w:pPr>
+      <w:r>
+        <w:rPr>
+          <w:rFonts w:ascii="Arial Unicode MS" w:hAnsi="Arial Unicode MS" w:eastAsia="Arial Unicode MS"/>
+          <w:b w:val="0"/>
+          <w:i w:val="0"/>
+          <w:color w:val="1A2340"/>
+          <w:sz w:val="28"/>
+        </w:rPr>
+        <w:t>B3｜高鐵回應：現場執行仍需改善；公司已撤下寧靜車廂文宣，仍將推動寧靜文化。高鐵說明勸導針對成人通話、影音外放及大聲交談，不包括孩童、嬰幼兒與因疾病等因素影響自主能力的旅客。</w:t>
+      </w:r>
+    </w:p>
+    <w:p>
+      <w:pPr>
+        <w:keepNext/>
+        <w:keepLines w:val="0"/>
+        <w:spacing w:before="160" w:after="80" w:line="293" w:lineRule="auto"/>
+      </w:pPr>
+      <w:r>
+        <w:rPr>
+          <w:rFonts w:ascii="Arial Unicode MS" w:hAnsi="Arial Unicode MS" w:eastAsia="Arial Unicode MS"/>
+          <w:b/>
+          <w:i w:val="0"/>
+          <w:color w:val="1A2340"/>
+          <w:sz w:val="30"/>
+        </w:rPr>
+        <w:t>閱讀與圈記</w:t>
+      </w:r>
+    </w:p>
+    <w:p>
+      <w:pPr>
+        <w:keepNext w:val="0"/>
+        <w:keepLines w:val="0"/>
+        <w:spacing w:before="0" w:after="120" w:line="293" w:lineRule="auto"/>
+      </w:pPr>
+      <w:r>
+        <w:rPr>
+          <w:rFonts w:ascii="Arial Unicode MS" w:hAnsi="Arial Unicode MS" w:eastAsia="Arial Unicode MS"/>
+          <w:b w:val="0"/>
+          <w:i w:val="0"/>
+          <w:color w:val="1A2340"/>
+          <w:sz w:val="22"/>
+        </w:rPr>
+        <w:t>先讀完兩篇，再回第 1–2 頁留下自己的判讀。可以圈短語、註段號；不用整段重抄。</w:t>
+      </w:r>
+    </w:p>
+    <w:p>
+      <w:pPr>
+        <w:keepNext w:val="0"/>
+        <w:keepLines w:val="0"/>
+        <w:spacing w:before="0" w:after="240" w:line="293" w:lineRule="auto"/>
+      </w:pPr>
+      <w:r>
+        <w:rPr>
+          <w:rFonts w:ascii="Arial Unicode MS" w:hAnsi="Arial Unicode MS" w:eastAsia="Arial Unicode MS"/>
+          <w:b w:val="0"/>
+          <w:i w:val="0"/>
+          <w:color w:val="1A2340"/>
+          <w:sz w:val="22"/>
+        </w:rPr>
+        <w:t>兩篇談的是 2025 年 10 月 14 日的事件，不代表今天的乘車規定。先完成獨立判讀，第 80 分後由老師帶回查。</w:t>
+      </w:r>
+    </w:p>
+    <w:p>
+      <w:pPr>
+        <w:keepNext/>
+        <w:keepLines w:val="0"/>
+        <w:spacing w:before="140" w:after="80" w:line="293" w:lineRule="auto"/>
+      </w:pPr>
+      <w:r>
+        <w:rPr>
+          <w:rFonts w:ascii="Arial Unicode MS" w:hAnsi="Arial Unicode MS" w:eastAsia="Arial Unicode MS"/>
+          <w:b/>
+          <w:i w:val="0"/>
+          <w:color w:val="1A2340"/>
+          <w:sz w:val="30"/>
+        </w:rPr>
+        <w:t>原始來源</w:t>
+      </w:r>
+    </w:p>
+    <w:p>
+      <w:pPr>
+        <w:keepNext w:val="0"/>
+        <w:keepLines w:val="0"/>
+        <w:spacing w:before="0" w:after="120" w:line="293" w:lineRule="auto"/>
+      </w:pPr>
+      <w:r>
+        <w:rPr>
+          <w:rFonts w:ascii="Arial Unicode MS" w:hAnsi="Arial Unicode MS" w:eastAsia="Arial Unicode MS"/>
+          <w:b w:val="0"/>
+          <w:i w:val="0"/>
+          <w:color w:val="1A2340"/>
+          <w:sz w:val="18"/>
+        </w:rPr>
+        <w:t>https://news.pts.org.tw/article/774952</w:t>
+      </w:r>
+    </w:p>
+    <w:p>
+      <w:pPr>
+        <w:keepNext w:val="0"/>
+        <w:keepLines w:val="0"/>
+        <w:spacing w:before="0" w:after="120" w:line="293" w:lineRule="auto"/>
+      </w:pPr>
+      <w:r>
+        <w:rPr>
+          <w:rFonts w:ascii="Arial Unicode MS" w:hAnsi="Arial Unicode MS" w:eastAsia="Arial Unicode MS"/>
+          <w:b w:val="0"/>
+          <w:i w:val="0"/>
+          <w:color w:val="1A2340"/>
+          <w:sz w:val="18"/>
+        </w:rPr>
+        <w:t>原報導影音：https://www.youtube.com/watch?v=krdwHby1wI0</w:t>
+      </w:r>
+    </w:p>
+    <w:p>
+      <w:pPr>
+        <w:keepNext w:val="0"/>
+        <w:keepLines w:val="0"/>
+        <w:spacing w:before="0" w:after="120" w:line="293" w:lineRule="auto"/>
+      </w:pPr>
+      <w:r>
+        <w:rPr>
+          <w:rFonts w:ascii="Arial Unicode MS" w:hAnsi="Arial Unicode MS" w:eastAsia="Arial Unicode MS"/>
+          <w:b w:val="0"/>
+          <w:i w:val="0"/>
+          <w:color w:val="1A2340"/>
+          <w:sz w:val="20"/>
+        </w:rPr>
+        <w:t>完整內容及原影像權利屬原出版者。摘要供課堂閱讀，需核對語境時回查原文。第 5–6 頁隨整本保存，不另拍照上傳。</w:t>
+      </w:r>
+    </w:p>
+    <w:p>
+      <w:pPr>
+        <w:keepNext/>
+        <w:keepLines w:val="0"/>
+        <w:pageBreakBefore/>
+        <w:spacing w:before="0" w:after="60" w:line="293" w:lineRule="auto"/>
+      </w:pPr>
+      <w:r>
+        <w:rPr>
+          <w:rFonts w:ascii="JetBrains Mono" w:hAnsi="JetBrains Mono" w:eastAsia="Arial Unicode MS"/>
+          <w:b/>
+          <w:i w:val="0"/>
+          <w:color w:val="1D4ED8"/>
+          <w:sz w:val="22"/>
+        </w:rPr>
+        <w:t>W8 / 07</w:t>
+      </w:r>
+    </w:p>
+    <w:p>
+      <w:pPr>
+        <w:keepNext/>
+        <w:keepLines w:val="0"/>
+        <w:spacing w:before="0" w:after="80" w:line="252" w:lineRule="auto"/>
+      </w:pPr>
+      <w:r>
+        <w:rPr>
+          <w:rFonts w:ascii="Arial Unicode MS" w:hAnsi="Arial Unicode MS" w:eastAsia="Arial Unicode MS"/>
+          <w:b/>
+          <w:i w:val="0"/>
+          <w:color w:val="1A2340"/>
+          <w:sz w:val="44"/>
+        </w:rPr>
+        <w:t>加得越多，就一定越好嗎？</w:t>
+      </w:r>
+    </w:p>
+    <w:p>
+      <w:pPr>
+        <w:keepNext w:val="0"/>
+        <w:keepLines w:val="0"/>
+        <w:spacing w:before="0" w:after="140" w:line="293" w:lineRule="auto"/>
+      </w:pPr>
+      <w:r>
+        <w:rPr>
+          <w:rFonts w:ascii="Arial Unicode MS" w:hAnsi="Arial Unicode MS" w:eastAsia="Arial Unicode MS"/>
+          <w:b w:val="0"/>
+          <w:i w:val="0"/>
+          <w:color w:val="5B6573"/>
+          <w:sz w:val="22"/>
+        </w:rPr>
+        <w:t>有餘裕或課餘選做；可留白、不計分、不追交。題目在同一份歷程本，詳解在本週最後。</w:t>
+      </w:r>
+    </w:p>
+    <w:p>
+      <w:pPr>
+        <w:keepNext w:val="0"/>
+        <w:keepLines w:val="0"/>
+        <w:spacing w:before="0" w:after="120" w:line="293" w:lineRule="auto"/>
+      </w:pPr>
+      <w:r>
+        <w:rPr>
+          <w:rFonts w:ascii="Arial Unicode MS" w:hAnsi="Arial Unicode MS" w:eastAsia="Arial Unicode MS"/>
+          <w:b w:val="0"/>
+          <w:i w:val="0"/>
+          <w:color w:val="1A2340"/>
+          <w:sz w:val="21"/>
+        </w:rPr>
+        <w:t>115 學測自然第 44–46 題表 8｜印刷第 15 頁；依公開題材節錄／重排，任務為本課改編。</w:t>
+      </w:r>
+    </w:p>
+    <w:p>
+      <w:pPr>
+        <w:keepNext w:val="0"/>
+        <w:keepLines w:val="0"/>
+        <w:spacing w:before="0" w:after="120" w:line="293" w:lineRule="auto"/>
+      </w:pPr>
+      <w:r>
+        <w:rPr>
+          <w:rFonts w:ascii="Arial Unicode MS" w:hAnsi="Arial Unicode MS" w:eastAsia="Arial Unicode MS"/>
+          <w:b w:val="0"/>
+          <w:i w:val="0"/>
+          <w:color w:val="1A2340"/>
+          <w:sz w:val="22"/>
+        </w:rPr>
+        <w:t>硫化鋅量子點合成實驗：下列六組的硫酸鋅、半胱胺酸用量分別固定為 200、400（單位均為 10⁻⁶ 莫耳）。表中只摘錄硫化鈉用量與產率。</w:t>
+      </w:r>
+    </w:p>
+    <w:tbl>
+      <w:tblPr>
+        <w:tblStyle w:val="TableGrid"/>
+        <w:tblW w:type="auto" w:w="0"/>
+        <w:tblLook w:firstColumn="1" w:firstRow="1" w:lastColumn="0" w:lastRow="0" w:noHBand="0" w:noVBand="1" w:val="04A0"/>
+      </w:tblPr>
+      <w:tblGrid>
+        <w:gridCol w:w="1409"/>
+        <w:gridCol w:w="1409"/>
+        <w:gridCol w:w="1409"/>
+        <w:gridCol w:w="1409"/>
+        <w:gridCol w:w="1409"/>
+        <w:gridCol w:w="1409"/>
+        <w:gridCol w:w="1409"/>
+      </w:tblGrid>
+      <w:tr>
+        <w:tc>
+          <w:tcPr>
+            <w:tcW w:type="dxa" w:w="1409"/>
+          </w:tcPr>
+          <w:p>
+            <w:r>
+              <w:rPr>
+                <w:sz w:val="21"/>
+              </w:rPr>
+              <w:t>硫化鈉用量</w:t>
+            </w:r>
+          </w:p>
+        </w:tc>
+        <w:tc>
+          <w:tcPr>
+            <w:tcW w:type="dxa" w:w="1409"/>
+          </w:tcPr>
+          <w:p>
+            <w:r>
+              <w:rPr>
+                <w:sz w:val="21"/>
+              </w:rPr>
+              <w:t>50</w:t>
+            </w:r>
+          </w:p>
+        </w:tc>
+        <w:tc>
+          <w:tcPr>
+            <w:tcW w:type="dxa" w:w="1409"/>
+          </w:tcPr>
+          <w:p>
+            <w:r>
+              <w:rPr>
+                <w:sz w:val="21"/>
+              </w:rPr>
+              <w:t>100</w:t>
+            </w:r>
+          </w:p>
+        </w:tc>
+        <w:tc>
+          <w:tcPr>
+            <w:tcW w:type="dxa" w:w="1409"/>
+          </w:tcPr>
+          <w:p>
+            <w:r>
+              <w:rPr>
+                <w:sz w:val="21"/>
+              </w:rPr>
+              <w:t>150</w:t>
+            </w:r>
+          </w:p>
+        </w:tc>
+        <w:tc>
+          <w:tcPr>
+            <w:tcW w:type="dxa" w:w="1409"/>
+          </w:tcPr>
+          <w:p>
+            <w:r>
+              <w:rPr>
+                <w:sz w:val="21"/>
+              </w:rPr>
+              <w:t>200</w:t>
+            </w:r>
+          </w:p>
+        </w:tc>
+        <w:tc>
+          <w:tcPr>
+            <w:tcW w:type="dxa" w:w="1409"/>
+          </w:tcPr>
+          <w:p>
+            <w:r>
+              <w:rPr>
+                <w:sz w:val="21"/>
+              </w:rPr>
+              <w:t>300</w:t>
+            </w:r>
+          </w:p>
+        </w:tc>
+        <w:tc>
+          <w:tcPr>
+            <w:tcW w:type="dxa" w:w="1409"/>
+          </w:tcPr>
+          <w:p>
+            <w:r>
+              <w:rPr>
+                <w:sz w:val="21"/>
+              </w:rPr>
+              <w:t>400</w:t>
+            </w:r>
+          </w:p>
+        </w:tc>
+      </w:tr>
+      <w:tr>
+        <w:tc>
+          <w:tcPr>
+            <w:tcW w:type="dxa" w:w="1409"/>
+          </w:tcPr>
+          <w:p>
+            <w:r>
+              <w:rPr>
+                <w:sz w:val="21"/>
+              </w:rPr>
+              <w:t>量子點產率 %</w:t>
+            </w:r>
+          </w:p>
+        </w:tc>
+        <w:tc>
+          <w:tcPr>
+            <w:tcW w:type="dxa" w:w="1409"/>
+          </w:tcPr>
+          <w:p>
+            <w:r>
+              <w:rPr>
+                <w:sz w:val="21"/>
+              </w:rPr>
+              <w:t>18.1</w:t>
+            </w:r>
+          </w:p>
+        </w:tc>
+        <w:tc>
+          <w:tcPr>
+            <w:tcW w:type="dxa" w:w="1409"/>
+          </w:tcPr>
+          <w:p>
+            <w:r>
+              <w:rPr>
+                <w:sz w:val="21"/>
+              </w:rPr>
+              <w:t>44.7</w:t>
+            </w:r>
+          </w:p>
+        </w:tc>
+        <w:tc>
+          <w:tcPr>
+            <w:tcW w:type="dxa" w:w="1409"/>
+          </w:tcPr>
+          <w:p>
+            <w:r>
+              <w:rPr>
+                <w:sz w:val="21"/>
+              </w:rPr>
+              <w:t>44.4</w:t>
+            </w:r>
+          </w:p>
+        </w:tc>
+        <w:tc>
+          <w:tcPr>
+            <w:tcW w:type="dxa" w:w="1409"/>
+          </w:tcPr>
+          <w:p>
+            <w:r>
+              <w:rPr>
+                <w:sz w:val="21"/>
+              </w:rPr>
+              <w:t>44.0</w:t>
+            </w:r>
+          </w:p>
+        </w:tc>
+        <w:tc>
+          <w:tcPr>
+            <w:tcW w:type="dxa" w:w="1409"/>
+          </w:tcPr>
+          <w:p>
+            <w:r>
+              <w:rPr>
+                <w:sz w:val="21"/>
+              </w:rPr>
+              <w:t>45.5</w:t>
+            </w:r>
+          </w:p>
+        </w:tc>
+        <w:tc>
+          <w:tcPr>
+            <w:tcW w:type="dxa" w:w="1409"/>
+          </w:tcPr>
+          <w:p>
+            <w:r>
+              <w:rPr>
+                <w:sz w:val="21"/>
+              </w:rPr>
+              <w:t>50.2</w:t>
+            </w:r>
+          </w:p>
+        </w:tc>
+      </w:tr>
+    </w:tbl>
+    <w:p>
+      <w:pPr>
+        <w:keepNext/>
+        <w:keepLines w:val="0"/>
+        <w:spacing w:before="160" w:after="60" w:line="293" w:lineRule="auto"/>
+      </w:pPr>
+      <w:r>
+        <w:rPr>
+          <w:rFonts w:ascii="Arial Unicode MS" w:hAnsi="Arial Unicode MS" w:eastAsia="Arial Unicode MS"/>
+          <w:b/>
+          <w:i w:val="0"/>
+          <w:color w:val="1A2340"/>
+          <w:sz w:val="30"/>
+        </w:rPr>
+        <w:t>任務｜不重抄題文</w:t>
+      </w:r>
+    </w:p>
+    <w:p>
+      <w:pPr>
+        <w:keepNext w:val="0"/>
+        <w:keepLines w:val="0"/>
+        <w:spacing w:before="0" w:after="100" w:line="293" w:lineRule="auto"/>
+      </w:pPr>
+      <w:r>
+        <w:rPr>
+          <w:rFonts w:ascii="Arial Unicode MS" w:hAnsi="Arial Unicode MS" w:eastAsia="Arial Unicode MS"/>
+          <w:b w:val="0"/>
+          <w:i w:val="0"/>
+          <w:color w:val="1A2340"/>
+          <w:sz w:val="22"/>
+        </w:rPr>
+        <w:t>判斷「硫化鈉每多加一些，產率就一定提高」。若只能從表中六組挑一組追查最高產率，你先挑哪組？再寫一句目前不能推到哪裡。</w:t>
+      </w:r>
+    </w:p>
+    <w:p>
+      <w:pPr>
+        <w:keepNext w:val="0"/>
+        <w:keepLines w:val="0"/>
+        <w:spacing w:before="0" w:after="100" w:line="293" w:lineRule="auto"/>
+      </w:pPr>
+      <w:r>
+        <w:rPr>
+          <w:rFonts w:ascii="Arial Unicode MS" w:hAnsi="Arial Unicode MS" w:eastAsia="Arial Unicode MS"/>
+          <w:b w:val="0"/>
+          <w:i w:val="0"/>
+          <w:color w:val="1A2340"/>
+          <w:sz w:val="21"/>
+        </w:rPr>
+        <w:t>先備回查｜產率是本實驗報告的產出比例；只比表中同條件的六組，不必先懂完整反應式。</w:t>
+      </w:r>
+    </w:p>
+    <w:p>
+      <w:pPr>
+        <w:keepNext/>
+        <w:keepLines w:val="0"/>
+        <w:spacing w:before="120" w:after="60" w:line="293" w:lineRule="auto"/>
+      </w:pPr>
+      <w:r>
+        <w:rPr>
+          <w:rFonts w:ascii="Arial Unicode MS" w:hAnsi="Arial Unicode MS" w:eastAsia="Arial Unicode MS"/>
+          <w:b/>
+          <w:i w:val="0"/>
+          <w:color w:val="1A2340"/>
+          <w:sz w:val="30"/>
+        </w:rPr>
+        <w:t>需要時才看提示</w:t>
+      </w:r>
+    </w:p>
+    <w:p>
+      <w:pPr>
+        <w:keepNext w:val="0"/>
+        <w:keepLines w:val="0"/>
+        <w:spacing w:before="0" w:after="80" w:line="293" w:lineRule="auto"/>
+      </w:pPr>
+      <w:r>
+        <w:rPr>
+          <w:rFonts w:ascii="Arial Unicode MS" w:hAnsi="Arial Unicode MS" w:eastAsia="Arial Unicode MS"/>
+          <w:b w:val="0"/>
+          <w:i w:val="0"/>
+          <w:color w:val="1A2340"/>
+          <w:sz w:val="22"/>
+        </w:rPr>
+        <w:t>1｜圈「每次／一定」：這句需要每一對相鄰用量都上升，還是只看首尾？</w:t>
+      </w:r>
+    </w:p>
+    <w:p>
+      <w:pPr>
+        <w:keepNext w:val="0"/>
+        <w:keepLines w:val="0"/>
+        <w:spacing w:before="0" w:after="80" w:line="293" w:lineRule="auto"/>
+      </w:pPr>
+      <w:r>
+        <w:rPr>
+          <w:rFonts w:ascii="Arial Unicode MS" w:hAnsi="Arial Unicode MS" w:eastAsia="Arial Unicode MS"/>
+          <w:b w:val="0"/>
+          <w:i w:val="0"/>
+          <w:color w:val="1A2340"/>
+          <w:sz w:val="22"/>
+        </w:rPr>
+        <w:t>2｜挑一對比較：找兩組：用量變大時，產率真的更大嗎？</w:t>
+      </w:r>
+    </w:p>
+    <w:p>
+      <w:pPr>
+        <w:keepNext w:val="0"/>
+        <w:keepLines w:val="0"/>
+        <w:spacing w:before="0" w:after="80" w:line="293" w:lineRule="auto"/>
+      </w:pPr>
+      <w:r>
+        <w:rPr>
+          <w:rFonts w:ascii="Arial Unicode MS" w:hAnsi="Arial Unicode MS" w:eastAsia="Arial Unicode MS"/>
+          <w:b w:val="0"/>
+          <w:i w:val="0"/>
+          <w:color w:val="1A2340"/>
+          <w:sz w:val="22"/>
+        </w:rPr>
+        <w:t>3｜限縮建議：表內最高和無限加量後最高，是同一個問題嗎？</w:t>
+      </w:r>
+    </w:p>
+    <w:p>
+      <w:pPr>
+        <w:keepNext w:val="0"/>
+        <w:keepLines w:val="0"/>
+        <w:spacing w:before="120" w:after="80" w:line="293" w:lineRule="auto"/>
+      </w:pPr>
+      <w:r>
+        <w:rPr>
+          <w:rFonts w:ascii="Arial Unicode MS" w:hAnsi="Arial Unicode MS" w:eastAsia="Arial Unicode MS"/>
+          <w:b w:val="0"/>
+          <w:i w:val="0"/>
+          <w:color w:val="1A2340"/>
+          <w:sz w:val="22"/>
+        </w:rPr>
+        <w:t>W8：用具體資料形成暫時判斷，附上範圍與待查條件。</w:t>
+      </w:r>
+    </w:p>
+    <w:p>
+      <w:pPr>
+        <w:keepNext w:val="0"/>
+        <w:keepLines w:val="0"/>
+        <w:spacing w:before="0" w:after="60" w:line="293" w:lineRule="auto"/>
+      </w:pPr>
+      <w:r>
+        <w:rPr>
+          <w:rFonts w:ascii="Arial Unicode MS" w:hAnsi="Arial Unicode MS" w:eastAsia="Arial Unicode MS"/>
+          <w:b w:val="0"/>
+          <w:i w:val="0"/>
+          <w:color w:val="1A2340"/>
+          <w:sz w:val="18"/>
+        </w:rPr>
+        <w:t>完整原卷：https://www.ceec.edu.tw/files/file_pool/1/0q054346117821958325/06-115%E5%AD%B8%E6%B8%AC%E8%87%AA%E7%84%B6%E8%A9%A6%E5%8D%B7.pdf#page=16</w:t>
+      </w:r>
+    </w:p>
+    <w:p>
+      <w:pPr>
+        <w:keepNext w:val="0"/>
+        <w:keepLines w:val="0"/>
+        <w:spacing w:before="0" w:after="60" w:line="293" w:lineRule="auto"/>
+      </w:pPr>
+      <w:r>
+        <w:rPr>
+          <w:rFonts w:ascii="Arial Unicode MS" w:hAnsi="Arial Unicode MS" w:eastAsia="Arial Unicode MS"/>
+          <w:b w:val="0"/>
+          <w:i w:val="0"/>
+          <w:color w:val="1A2340"/>
+          <w:sz w:val="21"/>
+        </w:rPr>
+        <w:t>詳解在本週投影最後。整本收回後，從同一份線上歷程本取題；不另印一張卡。</w:t>
+      </w:r>
+    </w:p>
+    <w:p>
+      <w:pPr>
+        <w:keepNext/>
+        <w:keepLines w:val="0"/>
+        <w:pageBreakBefore/>
+        <w:spacing w:before="0" w:after="60" w:line="293" w:lineRule="auto"/>
+      </w:pPr>
+      <w:r>
+        <w:rPr>
+          <w:rFonts w:ascii="JetBrains Mono" w:hAnsi="JetBrains Mono" w:eastAsia="Arial Unicode MS"/>
+          <w:b/>
+          <w:i w:val="0"/>
+          <w:color w:val="1D4ED8"/>
+          <w:sz w:val="22"/>
+        </w:rPr>
+        <w:t>W8 / 08</w:t>
+      </w:r>
+    </w:p>
+    <w:p>
+      <w:pPr>
+        <w:keepNext/>
+        <w:keepLines w:val="0"/>
+        <w:spacing w:before="0" w:after="80" w:line="252" w:lineRule="auto"/>
+      </w:pPr>
+      <w:r>
+        <w:rPr>
+          <w:rFonts w:ascii="Arial Unicode MS" w:hAnsi="Arial Unicode MS" w:eastAsia="Arial Unicode MS"/>
+          <w:b/>
+          <w:i w:val="0"/>
+          <w:color w:val="1A2340"/>
+          <w:sz w:val="44"/>
+        </w:rPr>
+        <w:t>保留自己的解題來路</w:t>
+      </w:r>
+    </w:p>
+    <w:p>
+      <w:pPr>
+        <w:keepNext w:val="0"/>
+        <w:keepLines w:val="0"/>
+        <w:spacing w:before="0" w:after="140" w:line="293" w:lineRule="auto"/>
+      </w:pPr>
+      <w:r>
+        <w:rPr>
+          <w:rFonts w:ascii="Arial Unicode MS" w:hAnsi="Arial Unicode MS" w:eastAsia="Arial Unicode MS"/>
+          <w:b w:val="0"/>
+          <w:i w:val="0"/>
+          <w:color w:val="5B6573"/>
+          <w:sz w:val="22"/>
+        </w:rPr>
+        <w:t>可留白；這兩頁隨整本保管，不計分、不追交、不另上傳。</w:t>
+      </w:r>
+    </w:p>
+    <w:p>
+      <w:pPr>
+        <w:keepNext/>
+        <w:keepLines w:val="0"/>
+        <w:spacing w:before="100" w:after="40" w:line="293" w:lineRule="auto"/>
+      </w:pPr>
+      <w:r>
+        <w:rPr>
+          <w:rFonts w:ascii="JetBrains Mono" w:hAnsi="JetBrains Mono" w:eastAsia="Arial Unicode MS"/>
+          <w:b/>
+          <w:i w:val="0"/>
+          <w:color w:val="1D4ED8"/>
+          <w:sz w:val="30"/>
+        </w:rPr>
+        <w:t>01</w:t>
+      </w:r>
+      <w:r>
+        <w:rPr>
+          <w:rFonts w:ascii="Arial Unicode MS" w:hAnsi="Arial Unicode MS" w:eastAsia="Arial Unicode MS"/>
+          <w:b w:val="0"/>
+          <w:i w:val="0"/>
+          <w:color w:val="1D4ED8"/>
+          <w:sz w:val="30"/>
+        </w:rPr>
+        <w:t xml:space="preserve">  </w:t>
+      </w:r>
+      <w:r>
+        <w:rPr>
+          <w:rFonts w:ascii="Arial Unicode MS" w:hAnsi="Arial Unicode MS" w:eastAsia="Arial Unicode MS"/>
+          <w:b/>
+          <w:i w:val="0"/>
+          <w:color w:val="1A2340"/>
+          <w:sz w:val="30"/>
+        </w:rPr>
+        <w:t>初答與依據</w:t>
+      </w:r>
+    </w:p>
+    <w:p>
+      <w:pPr>
+        <w:keepNext w:val="0"/>
+        <w:keepLines w:val="0"/>
+        <w:spacing w:before="0" w:after="40" w:line="293" w:lineRule="auto"/>
+      </w:pPr>
+      <w:r>
+        <w:rPr>
+          <w:rFonts w:ascii="Arial Unicode MS" w:hAnsi="Arial Unicode MS" w:eastAsia="Arial Unicode MS"/>
+          <w:b w:val="0"/>
+          <w:i w:val="0"/>
+          <w:color w:val="1A2340"/>
+          <w:sz w:val="22"/>
+        </w:rPr>
+        <w:t>先自己解；可畫圖、圈原材料、寫算式或記卡點。</w:t>
+      </w:r>
+    </w:p>
+    <w:tbl>
+      <w:tblPr>
+        <w:tblW w:type="dxa" w:w="9865"/>
+        <w:jc w:val="left"/>
+        <w:tblLayout w:type="fixed"/>
+        <w:tblLook w:firstColumn="1" w:firstRow="1" w:lastColumn="0" w:lastRow="0" w:noHBand="0" w:noVBand="1" w:val="04A0"/>
+        <w:tblInd w:type="dxa" w:w="0"/>
+      </w:tblPr>
+      <w:tblGrid>
+        <w:gridCol w:w="9865"/>
+      </w:tblGrid>
+      <w:tr>
+        <w:trPr>
+          <w:trHeight w:val="454" w:hRule="atLeast"/>
+        </w:trPr>
+        <w:tc>
+          <w:tcPr>
+            <w:tcW w:type="dxa" w:w="9865"/>
+            <w:tcMar>
+              <w:top w:w="0" w:type="dxa"/>
+              <w:start w:w="0" w:type="dxa"/>
+              <w:bottom w:w="0" w:type="dxa"/>
+              <w:end w:w="0" w:type="dxa"/>
+            </w:tcMar>
+            <w:tcBorders>
+              <w:top w:val="nil"/>
+              <w:bottom w:val="single" w:sz="5" w:space="0" w:color="CBD5E1"/>
+              <w:start w:val="nil"/>
+              <w:end w:val="nil"/>
+            </w:tcBorders>
+          </w:tcPr>
+          <w:p>
+            <w:pPr>
+              <w:spacing w:before="0" w:after="0" w:line="240" w:lineRule="auto"/>
+            </w:pPr>
+            <w:r>
+              <w:t xml:space="preserve"> </w:t>
+            </w:r>
+          </w:p>
+        </w:tc>
+      </w:tr>
+      <w:tr>
+        <w:trPr>
+          <w:trHeight w:val="454" w:hRule="atLeast"/>
+        </w:trPr>
+        <w:tc>
+          <w:tcPr>
+            <w:tcW w:type="dxa" w:w="9865"/>
+            <w:tcMar>
+              <w:top w:w="0" w:type="dxa"/>
+              <w:start w:w="0" w:type="dxa"/>
+              <w:bottom w:w="0" w:type="dxa"/>
+              <w:end w:w="0" w:type="dxa"/>
+            </w:tcMar>
+            <w:tcBorders>
+              <w:top w:val="nil"/>
+              <w:bottom w:val="single" w:sz="5" w:space="0" w:color="CBD5E1"/>
+              <w:start w:val="nil"/>
+              <w:end w:val="nil"/>
+            </w:tcBorders>
+          </w:tcPr>
+          <w:p>
+            <w:pPr>
+              <w:spacing w:before="0" w:after="0" w:line="240" w:lineRule="auto"/>
+            </w:pPr>
+            <w:r>
+              <w:t xml:space="preserve"> </w:t>
+            </w:r>
+          </w:p>
+        </w:tc>
+      </w:tr>
+      <w:tr>
+        <w:trPr>
+          <w:trHeight w:val="454" w:hRule="atLeast"/>
+        </w:trPr>
+        <w:tc>
+          <w:tcPr>
+            <w:tcW w:type="dxa" w:w="9865"/>
+            <w:tcMar>
+              <w:top w:w="0" w:type="dxa"/>
+              <w:start w:w="0" w:type="dxa"/>
+              <w:bottom w:w="0" w:type="dxa"/>
+              <w:end w:w="0" w:type="dxa"/>
+            </w:tcMar>
+            <w:tcBorders>
+              <w:top w:val="nil"/>
+              <w:bottom w:val="single" w:sz="5" w:space="0" w:color="CBD5E1"/>
+              <w:start w:val="nil"/>
+              <w:end w:val="nil"/>
+            </w:tcBorders>
+          </w:tcPr>
+          <w:p>
+            <w:pPr>
+              <w:spacing w:before="0" w:after="0" w:line="240" w:lineRule="auto"/>
+            </w:pPr>
+            <w:r>
+              <w:t xml:space="preserve"> </w:t>
+            </w:r>
+          </w:p>
+        </w:tc>
+      </w:tr>
+      <w:tr>
+        <w:trPr>
+          <w:trHeight w:val="454" w:hRule="atLeast"/>
+        </w:trPr>
+        <w:tc>
+          <w:tcPr>
+            <w:tcW w:type="dxa" w:w="9865"/>
+            <w:tcMar>
+              <w:top w:w="0" w:type="dxa"/>
+              <w:start w:w="0" w:type="dxa"/>
+              <w:bottom w:w="0" w:type="dxa"/>
+              <w:end w:w="0" w:type="dxa"/>
+            </w:tcMar>
+            <w:tcBorders>
+              <w:top w:val="nil"/>
+              <w:bottom w:val="single" w:sz="5" w:space="0" w:color="CBD5E1"/>
+              <w:start w:val="nil"/>
+              <w:end w:val="nil"/>
+            </w:tcBorders>
+          </w:tcPr>
+          <w:p>
+            <w:pPr>
+              <w:spacing w:before="0" w:after="0" w:line="240" w:lineRule="auto"/>
+            </w:pPr>
+            <w:r>
+              <w:t xml:space="preserve"> </w:t>
+            </w:r>
+          </w:p>
+        </w:tc>
+      </w:tr>
+      <w:tr>
+        <w:trPr>
+          <w:trHeight w:val="454" w:hRule="atLeast"/>
+        </w:trPr>
+        <w:tc>
+          <w:tcPr>
+            <w:tcW w:type="dxa" w:w="9865"/>
+            <w:tcMar>
+              <w:top w:w="0" w:type="dxa"/>
+              <w:start w:w="0" w:type="dxa"/>
+              <w:bottom w:w="0" w:type="dxa"/>
+              <w:end w:w="0" w:type="dxa"/>
+            </w:tcMar>
+            <w:tcBorders>
+              <w:top w:val="nil"/>
+              <w:bottom w:val="single" w:sz="5" w:space="0" w:color="CBD5E1"/>
+              <w:start w:val="nil"/>
+              <w:end w:val="nil"/>
+            </w:tcBorders>
+          </w:tcPr>
+          <w:p>
+            <w:pPr>
+              <w:spacing w:before="0" w:after="0" w:line="240" w:lineRule="auto"/>
+            </w:pPr>
+            <w:r>
+              <w:t xml:space="preserve"> </w:t>
+            </w:r>
+          </w:p>
+        </w:tc>
+      </w:tr>
+    </w:tbl>
+    <w:p>
+      <w:pPr>
+        <w:keepNext/>
+        <w:keepLines w:val="0"/>
+        <w:spacing w:before="100" w:after="40" w:line="293" w:lineRule="auto"/>
+      </w:pPr>
+      <w:r>
+        <w:rPr>
+          <w:rFonts w:ascii="JetBrains Mono" w:hAnsi="JetBrains Mono" w:eastAsia="Arial Unicode MS"/>
+          <w:b/>
+          <w:i w:val="0"/>
+          <w:color w:val="1D4ED8"/>
+          <w:sz w:val="30"/>
+        </w:rPr>
+        <w:t>02</w:t>
+      </w:r>
+      <w:r>
+        <w:rPr>
+          <w:rFonts w:ascii="Arial Unicode MS" w:hAnsi="Arial Unicode MS" w:eastAsia="Arial Unicode MS"/>
+          <w:b w:val="0"/>
+          <w:i w:val="0"/>
+          <w:color w:val="1D4ED8"/>
+          <w:sz w:val="30"/>
+        </w:rPr>
+        <w:t xml:space="preserve">  </w:t>
+      </w:r>
+      <w:r>
+        <w:rPr>
+          <w:rFonts w:ascii="Arial Unicode MS" w:hAnsi="Arial Unicode MS" w:eastAsia="Arial Unicode MS"/>
+          <w:b/>
+          <w:i w:val="0"/>
+          <w:color w:val="1A2340"/>
+          <w:sz w:val="30"/>
+        </w:rPr>
+        <w:t>提示／回查／真實讀者回應</w:t>
+      </w:r>
+    </w:p>
+    <w:p>
+      <w:pPr>
+        <w:keepNext w:val="0"/>
+        <w:keepLines w:val="0"/>
+        <w:spacing w:before="0" w:after="40" w:line="293" w:lineRule="auto"/>
+      </w:pPr>
+      <w:r>
+        <w:rPr>
+          <w:rFonts w:ascii="Arial Unicode MS" w:hAnsi="Arial Unicode MS" w:eastAsia="Arial Unicode MS"/>
+          <w:b w:val="0"/>
+          <w:i w:val="0"/>
+          <w:color w:val="1A2340"/>
+          <w:sz w:val="22"/>
+        </w:rPr>
+        <w:t>提示 □未用 □1 □2 □3；自己做：記一處回查發現。有搭檔才記對方實際說的話。</w:t>
+      </w:r>
+    </w:p>
+    <w:tbl>
+      <w:tblPr>
+        <w:tblW w:type="dxa" w:w="9865"/>
+        <w:jc w:val="left"/>
+        <w:tblLayout w:type="fixed"/>
+        <w:tblLook w:firstColumn="1" w:firstRow="1" w:lastColumn="0" w:lastRow="0" w:noHBand="0" w:noVBand="1" w:val="04A0"/>
+        <w:tblInd w:type="dxa" w:w="0"/>
+      </w:tblPr>
+      <w:tblGrid>
+        <w:gridCol w:w="9865"/>
+      </w:tblGrid>
+      <w:tr>
+        <w:trPr>
+          <w:trHeight w:val="454" w:hRule="atLeast"/>
+        </w:trPr>
+        <w:tc>
+          <w:tcPr>
+            <w:tcW w:type="dxa" w:w="9865"/>
+            <w:tcMar>
+              <w:top w:w="0" w:type="dxa"/>
+              <w:start w:w="0" w:type="dxa"/>
+              <w:bottom w:w="0" w:type="dxa"/>
+              <w:end w:w="0" w:type="dxa"/>
+            </w:tcMar>
+            <w:tcBorders>
+              <w:top w:val="nil"/>
+              <w:bottom w:val="single" w:sz="5" w:space="0" w:color="CBD5E1"/>
+              <w:start w:val="nil"/>
+              <w:end w:val="nil"/>
+            </w:tcBorders>
+          </w:tcPr>
+          <w:p>
+            <w:pPr>
+              <w:spacing w:before="0" w:after="0" w:line="240" w:lineRule="auto"/>
+            </w:pPr>
+            <w:r>
+              <w:t xml:space="preserve"> </w:t>
+            </w:r>
+          </w:p>
+        </w:tc>
+      </w:tr>
+      <w:tr>
+        <w:trPr>
+          <w:trHeight w:val="454" w:hRule="atLeast"/>
+        </w:trPr>
+        <w:tc>
+          <w:tcPr>
+            <w:tcW w:type="dxa" w:w="9865"/>
+            <w:tcMar>
+              <w:top w:w="0" w:type="dxa"/>
+              <w:start w:w="0" w:type="dxa"/>
+              <w:bottom w:w="0" w:type="dxa"/>
+              <w:end w:w="0" w:type="dxa"/>
+            </w:tcMar>
+            <w:tcBorders>
+              <w:top w:val="nil"/>
+              <w:bottom w:val="single" w:sz="5" w:space="0" w:color="CBD5E1"/>
+              <w:start w:val="nil"/>
+              <w:end w:val="nil"/>
+            </w:tcBorders>
+          </w:tcPr>
+          <w:p>
+            <w:pPr>
+              <w:spacing w:before="0" w:after="0" w:line="240" w:lineRule="auto"/>
+            </w:pPr>
+            <w:r>
+              <w:t xml:space="preserve"> </w:t>
+            </w:r>
+          </w:p>
+        </w:tc>
+      </w:tr>
+      <w:tr>
+        <w:trPr>
+          <w:trHeight w:val="454" w:hRule="atLeast"/>
+        </w:trPr>
+        <w:tc>
+          <w:tcPr>
+            <w:tcW w:type="dxa" w:w="9865"/>
+            <w:tcMar>
+              <w:top w:w="0" w:type="dxa"/>
+              <w:start w:w="0" w:type="dxa"/>
+              <w:bottom w:w="0" w:type="dxa"/>
+              <w:end w:w="0" w:type="dxa"/>
+            </w:tcMar>
+            <w:tcBorders>
+              <w:top w:val="nil"/>
+              <w:bottom w:val="single" w:sz="5" w:space="0" w:color="CBD5E1"/>
+              <w:start w:val="nil"/>
+              <w:end w:val="nil"/>
+            </w:tcBorders>
+          </w:tcPr>
+          <w:p>
+            <w:pPr>
+              <w:spacing w:before="0" w:after="0" w:line="240" w:lineRule="auto"/>
+            </w:pPr>
+            <w:r>
+              <w:t xml:space="preserve"> </w:t>
+            </w:r>
+          </w:p>
+        </w:tc>
+      </w:tr>
+    </w:tbl>
+    <w:p>
+      <w:pPr>
+        <w:keepNext/>
+        <w:keepLines w:val="0"/>
+        <w:spacing w:before="100" w:after="40" w:line="293" w:lineRule="auto"/>
+      </w:pPr>
+      <w:r>
+        <w:rPr>
+          <w:rFonts w:ascii="JetBrains Mono" w:hAnsi="JetBrains Mono" w:eastAsia="Arial Unicode MS"/>
+          <w:b/>
+          <w:i w:val="0"/>
+          <w:color w:val="1D4ED8"/>
+          <w:sz w:val="30"/>
+        </w:rPr>
+        <w:t>03</w:t>
+      </w:r>
+      <w:r>
+        <w:rPr>
+          <w:rFonts w:ascii="Arial Unicode MS" w:hAnsi="Arial Unicode MS" w:eastAsia="Arial Unicode MS"/>
+          <w:b w:val="0"/>
+          <w:i w:val="0"/>
+          <w:color w:val="1D4ED8"/>
+          <w:sz w:val="30"/>
+        </w:rPr>
+        <w:t xml:space="preserve">  </w:t>
+      </w:r>
+      <w:r>
+        <w:rPr>
+          <w:rFonts w:ascii="Arial Unicode MS" w:hAnsi="Arial Unicode MS" w:eastAsia="Arial Unicode MS"/>
+          <w:b/>
+          <w:i w:val="0"/>
+          <w:color w:val="1A2340"/>
+          <w:sz w:val="30"/>
+        </w:rPr>
+        <w:t>本人改／留與理由</w:t>
+      </w:r>
+    </w:p>
+    <w:p>
+      <w:pPr>
+        <w:keepNext w:val="0"/>
+        <w:keepLines w:val="0"/>
+        <w:spacing w:before="0" w:after="40" w:line="293" w:lineRule="auto"/>
+      </w:pPr>
+      <w:r>
+        <w:rPr>
+          <w:rFonts w:ascii="Arial Unicode MS" w:hAnsi="Arial Unicode MS" w:eastAsia="Arial Unicode MS"/>
+          <w:b w:val="0"/>
+          <w:i w:val="0"/>
+          <w:color w:val="1A2340"/>
+          <w:sz w:val="22"/>
+        </w:rPr>
+        <w:t>哪個字、關係或步驟要改？保留也要指一處依據。</w:t>
+      </w:r>
+    </w:p>
+    <w:tbl>
+      <w:tblPr>
+        <w:tblW w:type="dxa" w:w="9865"/>
+        <w:jc w:val="left"/>
+        <w:tblLayout w:type="fixed"/>
+        <w:tblLook w:firstColumn="1" w:firstRow="1" w:lastColumn="0" w:lastRow="0" w:noHBand="0" w:noVBand="1" w:val="04A0"/>
+        <w:tblInd w:type="dxa" w:w="0"/>
+      </w:tblPr>
+      <w:tblGrid>
+        <w:gridCol w:w="9865"/>
+      </w:tblGrid>
+      <w:tr>
+        <w:trPr>
+          <w:trHeight w:val="454" w:hRule="atLeast"/>
+        </w:trPr>
+        <w:tc>
+          <w:tcPr>
+            <w:tcW w:type="dxa" w:w="9865"/>
+            <w:tcMar>
+              <w:top w:w="0" w:type="dxa"/>
+              <w:start w:w="0" w:type="dxa"/>
+              <w:bottom w:w="0" w:type="dxa"/>
+              <w:end w:w="0" w:type="dxa"/>
+            </w:tcMar>
+            <w:tcBorders>
+              <w:top w:val="nil"/>
+              <w:bottom w:val="single" w:sz="5" w:space="0" w:color="CBD5E1"/>
+              <w:start w:val="nil"/>
+              <w:end w:val="nil"/>
+            </w:tcBorders>
+          </w:tcPr>
+          <w:p>
+            <w:pPr>
+              <w:spacing w:before="0" w:after="0" w:line="240" w:lineRule="auto"/>
+            </w:pPr>
+            <w:r>
+              <w:t xml:space="preserve"> </w:t>
+            </w:r>
+          </w:p>
+        </w:tc>
+      </w:tr>
+      <w:tr>
+        <w:trPr>
+          <w:trHeight w:val="454" w:hRule="atLeast"/>
+        </w:trPr>
+        <w:tc>
+          <w:tcPr>
+            <w:tcW w:type="dxa" w:w="9865"/>
+            <w:tcMar>
+              <w:top w:w="0" w:type="dxa"/>
+              <w:start w:w="0" w:type="dxa"/>
+              <w:bottom w:w="0" w:type="dxa"/>
+              <w:end w:w="0" w:type="dxa"/>
+            </w:tcMar>
+            <w:tcBorders>
+              <w:top w:val="nil"/>
+              <w:bottom w:val="single" w:sz="5" w:space="0" w:color="CBD5E1"/>
+              <w:start w:val="nil"/>
+              <w:end w:val="nil"/>
+            </w:tcBorders>
+          </w:tcPr>
+          <w:p>
+            <w:pPr>
+              <w:spacing w:before="0" w:after="0" w:line="240" w:lineRule="auto"/>
+            </w:pPr>
+            <w:r>
+              <w:t xml:space="preserve"> </w:t>
+            </w:r>
+          </w:p>
+        </w:tc>
+      </w:tr>
+      <w:tr>
+        <w:trPr>
+          <w:trHeight w:val="454" w:hRule="atLeast"/>
+        </w:trPr>
+        <w:tc>
+          <w:tcPr>
+            <w:tcW w:type="dxa" w:w="9865"/>
+            <w:tcMar>
+              <w:top w:w="0" w:type="dxa"/>
+              <w:start w:w="0" w:type="dxa"/>
+              <w:bottom w:w="0" w:type="dxa"/>
+              <w:end w:w="0" w:type="dxa"/>
+            </w:tcMar>
+            <w:tcBorders>
+              <w:top w:val="nil"/>
+              <w:bottom w:val="single" w:sz="5" w:space="0" w:color="CBD5E1"/>
+              <w:start w:val="nil"/>
+              <w:end w:val="nil"/>
+            </w:tcBorders>
+          </w:tcPr>
+          <w:p>
+            <w:pPr>
+              <w:spacing w:before="0" w:after="0" w:line="240" w:lineRule="auto"/>
+            </w:pPr>
+            <w:r>
+              <w:t xml:space="preserve"> </w:t>
+            </w:r>
+          </w:p>
+        </w:tc>
+      </w:tr>
+      <w:tr>
+        <w:trPr>
+          <w:trHeight w:val="454" w:hRule="atLeast"/>
+        </w:trPr>
+        <w:tc>
+          <w:tcPr>
+            <w:tcW w:type="dxa" w:w="9865"/>
+            <w:tcMar>
+              <w:top w:w="0" w:type="dxa"/>
+              <w:start w:w="0" w:type="dxa"/>
+              <w:bottom w:w="0" w:type="dxa"/>
+              <w:end w:w="0" w:type="dxa"/>
+            </w:tcMar>
+            <w:tcBorders>
+              <w:top w:val="nil"/>
+              <w:bottom w:val="single" w:sz="5" w:space="0" w:color="CBD5E1"/>
+              <w:start w:val="nil"/>
+              <w:end w:val="nil"/>
+            </w:tcBorders>
+          </w:tcPr>
+          <w:p>
+            <w:pPr>
+              <w:spacing w:before="0" w:after="0" w:line="240" w:lineRule="auto"/>
+            </w:pPr>
+            <w:r>
+              <w:t xml:space="preserve"> </w:t>
+            </w:r>
+          </w:p>
+        </w:tc>
+      </w:tr>
+    </w:tbl>
+    <w:p>
+      <w:pPr>
+        <w:keepNext/>
+        <w:keepLines w:val="0"/>
+        <w:spacing w:before="100" w:after="40" w:line="293" w:lineRule="auto"/>
+      </w:pPr>
+      <w:r>
+        <w:rPr>
+          <w:rFonts w:ascii="JetBrains Mono" w:hAnsi="JetBrains Mono" w:eastAsia="Arial Unicode MS"/>
+          <w:b/>
+          <w:i w:val="0"/>
+          <w:color w:val="1D4ED8"/>
+          <w:sz w:val="30"/>
+        </w:rPr>
+        <w:t>04</w:t>
+      </w:r>
+      <w:r>
+        <w:rPr>
+          <w:rFonts w:ascii="Arial Unicode MS" w:hAnsi="Arial Unicode MS" w:eastAsia="Arial Unicode MS"/>
+          <w:b w:val="0"/>
+          <w:i w:val="0"/>
+          <w:color w:val="1D4ED8"/>
+          <w:sz w:val="30"/>
+        </w:rPr>
+        <w:t xml:space="preserve">  </w:t>
+      </w:r>
+      <w:r>
+        <w:rPr>
+          <w:rFonts w:ascii="Arial Unicode MS" w:hAnsi="Arial Unicode MS" w:eastAsia="Arial Unicode MS"/>
+          <w:b/>
+          <w:i w:val="0"/>
+          <w:color w:val="1A2340"/>
+          <w:sz w:val="30"/>
+        </w:rPr>
+        <w:t>看詳解，只核對一步</w:t>
+      </w:r>
+    </w:p>
+    <w:p>
+      <w:pPr>
+        <w:keepNext w:val="0"/>
+        <w:keepLines w:val="0"/>
+        <w:spacing w:before="0" w:after="40" w:line="293" w:lineRule="auto"/>
+      </w:pPr>
+      <w:r>
+        <w:rPr>
+          <w:rFonts w:ascii="Arial Unicode MS" w:hAnsi="Arial Unicode MS" w:eastAsia="Arial Unicode MS"/>
+          <w:b w:val="0"/>
+          <w:i w:val="0"/>
+          <w:color w:val="1A2340"/>
+          <w:sz w:val="22"/>
+        </w:rPr>
+        <w:t>保留一組反例和「這六組中」；微小差距未給誤差，不宣稱其原因或顯著性。</w:t>
+      </w:r>
+    </w:p>
+    <w:tbl>
+      <w:tblPr>
+        <w:tblW w:type="dxa" w:w="9865"/>
+        <w:jc w:val="left"/>
+        <w:tblLayout w:type="fixed"/>
+        <w:tblLook w:firstColumn="1" w:firstRow="1" w:lastColumn="0" w:lastRow="0" w:noHBand="0" w:noVBand="1" w:val="04A0"/>
+        <w:tblInd w:type="dxa" w:w="0"/>
+      </w:tblPr>
+      <w:tblGrid>
+        <w:gridCol w:w="9865"/>
+      </w:tblGrid>
+      <w:tr>
+        <w:trPr>
+          <w:trHeight w:val="454" w:hRule="atLeast"/>
+        </w:trPr>
+        <w:tc>
+          <w:tcPr>
+            <w:tcW w:type="dxa" w:w="9865"/>
+            <w:tcMar>
+              <w:top w:w="0" w:type="dxa"/>
+              <w:start w:w="0" w:type="dxa"/>
+              <w:bottom w:w="0" w:type="dxa"/>
+              <w:end w:w="0" w:type="dxa"/>
+            </w:tcMar>
+            <w:tcBorders>
+              <w:top w:val="nil"/>
+              <w:bottom w:val="single" w:sz="5" w:space="0" w:color="CBD5E1"/>
+              <w:start w:val="nil"/>
+              <w:end w:val="nil"/>
+            </w:tcBorders>
+          </w:tcPr>
+          <w:p>
+            <w:pPr>
+              <w:spacing w:before="0" w:after="0" w:line="240" w:lineRule="auto"/>
+            </w:pPr>
+            <w:r>
+              <w:t xml:space="preserve"> </w:t>
+            </w:r>
+          </w:p>
+        </w:tc>
+      </w:tr>
+      <w:tr>
+        <w:trPr>
+          <w:trHeight w:val="454" w:hRule="atLeast"/>
         </w:trPr>
         <w:tc>
           <w:tcPr>
@@ -1071,7 +4118,7 @@
       <w:headerReference w:type="default" r:id="rId9"/>
       <w:footerReference w:type="default" r:id="rId10"/>
       <w:pgSz w:w="11906" w:h="16838"/>
-      <w:pgMar w:top="794" w:right="1020" w:bottom="737" w:left="1020" w:header="397" w:footer="397" w:gutter="0"/>
+      <w:pgMar w:top="935" w:right="907" w:bottom="822" w:left="1134" w:header="397" w:footer="397" w:gutter="0"/>
       <w:cols w:space="720"/>
       <w:docGrid w:linePitch="360"/>
     </w:sectPr>
@@ -1089,17 +4136,17 @@
     </w:pPr>
     <w:r>
       <w:rPr>
-        <w:rFonts w:ascii="JetBrains Mono" w:hAnsi="JetBrains Mono" w:eastAsia="STHeiti"/>
+        <w:rFonts w:ascii="JetBrains Mono" w:hAnsi="JetBrains Mono" w:eastAsia="Arial Unicode MS"/>
         <w:b w:val="0"/>
         <w:i w:val="0"/>
         <w:color w:val="7B8491"/>
         <w:sz w:val="18"/>
       </w:rPr>
-      <w:t xml:space="preserve">W8 · PRE-READ · 第 </w:t>
+      <w:t xml:space="preserve">W8 · FILE-008 · 第 </w:t>
     </w:r>
     <w:r>
       <w:rPr>
-        <w:rFonts w:ascii="JetBrains Mono" w:hAnsi="JetBrains Mono" w:eastAsia="STHeiti"/>
+        <w:rFonts w:ascii="JetBrains Mono" w:hAnsi="JetBrains Mono" w:eastAsia="Arial Unicode MS"/>
         <w:b w:val="0"/>
         <w:i w:val="0"/>
         <w:color w:val="7B8491"/>
@@ -1113,7 +4160,7 @@
     </w:r>
     <w:r>
       <w:rPr>
-        <w:rFonts w:ascii="JetBrains Mono" w:hAnsi="JetBrains Mono" w:eastAsia="STHeiti"/>
+        <w:rFonts w:ascii="JetBrains Mono" w:hAnsi="JetBrains Mono" w:eastAsia="Arial Unicode MS"/>
         <w:b w:val="0"/>
         <w:i w:val="0"/>
         <w:color w:val="7B8491"/>
@@ -1138,24 +4185,24 @@
     </w:pPr>
     <w:r>
       <w:rPr>
-        <w:rFonts w:ascii="JetBrains Mono" w:hAnsi="JetBrains Mono" w:eastAsia="STHeiti"/>
+        <w:rFonts w:ascii="JetBrains Mono" w:hAnsi="JetBrains Mono" w:eastAsia="Arial Unicode MS"/>
         <w:b/>
         <w:i w:val="0"/>
         <w:color w:val="7B8491"/>
         <w:sz w:val="18"/>
       </w:rPr>
-      <w:t>R.I.B. / W8 / PRE-READ</w:t>
+      <w:t>R.I.B. / W8 / FILE-008</w:t>
     </w:r>
     <w:r>
       <w:rPr>
-        <w:rFonts w:ascii="STHeiti" w:hAnsi="STHeiti" w:eastAsia="STHeiti"/>
+        <w:rFonts w:ascii="Arial Unicode MS" w:hAnsi="Arial Unicode MS" w:eastAsia="Arial Unicode MS"/>
         <w:b w:val="0"/>
         <w:i w:val="0"/>
         <w:color w:val="7B8491"/>
         <w:sz w:val="18"/>
       </w:rPr>
       <w:tab/>
-      <w:t>閱讀理解與表達 · 學生預讀</w:t>
+      <w:t>閱讀理解與表達 · 歷程本</w:t>
     </w:r>
   </w:p>
 </w:hdr>
@@ -1528,7 +4575,7 @@
       <w:spacing w:after="100" w:line="293" w:lineRule="auto"/>
     </w:pPr>
     <w:rPr>
-      <w:rFonts w:ascii="STHeiti" w:hAnsi="STHeiti" w:eastAsia="STHeiti"/>
+      <w:rFonts w:ascii="Arial Unicode MS" w:hAnsi="Arial Unicode MS" w:eastAsia="Arial Unicode MS"/>
       <w:color w:val="1A2340"/>
       <w:sz w:val="22"/>
     </w:rPr>

--- a/worksheets/W8_同事件雙報導_學生預讀版.docx
+++ b/worksheets/W8_同事件雙報導_學生預讀版.docx
@@ -338,7 +338,7 @@
           <w:color w:val="1A2340"/>
           <w:sz w:val="22"/>
         </w:rPr>
-        <w:t>F 事實：可核對的陳述；O 論點：希望接受的主張；A 假設：主張還靠什麼未證明條件；E 情緒語：推動感受的字。每類留一例與位置；找不到可寫未見並說明。</w:t>
+        <w:t>F 事實：可以核對的說法；O 論點：希望我接受的看法；A 假設：這樣推，還需要什麼條件；E 情緒語：讓人產生感受的詞。每類留一例與位置；找不到可寫未見並說明。</w:t>
       </w:r>
     </w:p>
     <w:p>
@@ -1155,7 +1155,7 @@
           <w:color w:val="1A2340"/>
           <w:sz w:val="30"/>
         </w:rPr>
-        <w:t>公開版初判</w:t>
+        <w:t>願意公開的第一次判斷</w:t>
       </w:r>
     </w:p>
     <w:p>
@@ -1381,7 +1381,7 @@
           <w:color w:val="1A2340"/>
           <w:sz w:val="30"/>
         </w:rPr>
-        <w:t>對方的一問／我的改留</w:t>
+        <w:t>對方的一問／我的決定</w:t>
       </w:r>
     </w:p>
     <w:p>
@@ -1398,7 +1398,7 @@
           <w:color w:val="1A2340"/>
           <w:sz w:val="22"/>
         </w:rPr>
-        <w:t>對方指材料＿＿問＿＿；我決定改／留＿＿，因為＿＿。（不公開者可用教師另擬追問）</w:t>
+        <w:t>對方指材料＿＿問＿＿；我決定改／留＿＿，因為＿＿。（不公開者可用老師提供的追問）</w:t>
       </w:r>
     </w:p>
     <w:tbl>
